--- a/zht/docx/011.content.docx
+++ b/zht/docx/011.content.docx
@@ -150,26 +150,6 @@
           <w:lang w:val="zh_TW" w:bidi="zh_TW"/>
         </w:rPr>
         <w:t>bo</w:t>
-      </w:r>
-      <w:r>
-        <w:rPr>
-          <w:lang w:val="zh_TW" w:bidi="zh_TW"/>
-        </w:rPr>
-      </w:r>
-    </w:p>
-    <w:p>
-      <w:pPr/>
-      <w:r>
-        <w:rPr>
-          <w:lang w:val="zh_TW" w:bidi="zh_TW"/>
-        </w:rPr>
-      </w:r>
-      <w:r>
-        <w:rPr>
-          <w:i/>
-          <w:lang w:val="zh_TW" w:bidi="zh_TW"/>
-        </w:rPr>
-        <w:t>伯‧珊，伯‧善, 伯大尼, 伯法其, 伯賽大</w:t>
       </w:r>
       <w:r>
         <w:rPr>

--- a/zht/docx/011.content.docx
+++ b/zht/docx/011.content.docx
@@ -19,7 +19,7 @@
         <w:rPr>
           <w:lang w:val="zh_TW" w:bidi="zh_TW"/>
         </w:rPr>
-        <w:t>Resource: 聖經詞典 (Tyndale)</w:t>
+        <w:t>Resource: Tyndale Open Bible Dictionary</w:t>
       </w:r>
       <w:r>
         <w:rPr>
@@ -112,7 +112,7 @@
         <w:rPr>
           <w:lang w:val="zh_TW" w:bidi="zh_TW"/>
         </w:rPr>
-        <w:t>聖經詞典 (Tyndale)</w:t>
+        <w:t>Tyndale Open Bible Dictionary</w:t>
       </w:r>
     </w:p>
     <w:p>

--- a/zht/docx/011.content.docx
+++ b/zht/docx/011.content.docx
@@ -212,316 +212,6 @@
         <w:rPr>
           <w:lang w:val="zh_TW" w:bidi="zh_TW"/>
         </w:rPr>
-        <w:t>伯‧珊，伯‧善</w:t>
-      </w:r>
-      <w:r>
-        <w:rPr>
-          <w:lang w:val="zh_TW" w:bidi="zh_TW"/>
-        </w:rPr>
-      </w:r>
-    </w:p>
-    <w:p>
-      <w:pPr/>
-      <w:r>
-        <w:rPr>
-          <w:lang w:val="zh_TW" w:bidi="zh_TW"/>
-        </w:rPr>
-      </w:r>
-      <w:r>
-        <w:rPr>
-          <w:lang w:val="zh_TW" w:bidi="zh_TW"/>
-        </w:rPr>
-        <w:t>位於亞熱帶約旦谷地、一具有戰略性地位的巴勒斯坦城。它位於加利利海以南24.1公里（15英里），距約旦河以西6.4公里（4英里）。</w:t>
-      </w:r>
-    </w:p>
-    <w:p>
-      <w:pPr/>
-      <w:r>
-        <w:rPr>
-          <w:lang w:val="zh_TW" w:bidi="zh_TW"/>
-        </w:rPr>
-      </w:r>
-      <w:r>
-        <w:rPr>
-          <w:lang w:val="zh_TW" w:bidi="zh_TW"/>
-        </w:rPr>
-        <w:t>伯‧珊（又稱伯‧善）位於耶斯列平原的東端，守護著一個重要的約旦河渡口。該城位於兩條貿易路線的交會點，一條向北通往加利利和大馬士革，另一條向西穿越耶斯列平原和撒馬利亞山區。</w:t>
-      </w:r>
-    </w:p>
-    <w:p>
-      <w:pPr/>
-      <w:r>
-        <w:rPr>
-          <w:lang w:val="zh_TW" w:bidi="zh_TW"/>
-        </w:rPr>
-      </w:r>
-      <w:r>
-        <w:rPr>
-          <w:lang w:val="zh_TW" w:bidi="zh_TW"/>
-        </w:rPr>
-        <w:t>當非利士人在基利波山的戰役中擊敗以色列和掃羅王時，伯‧珊是一個非利士人的城。掃羅和他兒子的屍體被羞辱地掛在城牆上，掃羅的頭被展示在大袞的廟中，大袞是一位非利士的神（</w:t>
-      </w:r>
-      <w:hyperlink r:id="rId13">
-        <w:r>
-          <w:rPr>
-            <w:lang w:val="zh_TW" w:bidi="zh_TW"/>
-          </w:rPr>
-          <w:rPr>
-            <w:color w:val="0000EE"/>
-            <w:u w:val="single"/>
-          </w:rPr>
-          <w:t>撒上31:10</w:t>
-        </w:r>
-      </w:hyperlink>
-      <w:r>
-        <w:rPr>
-          <w:lang w:val="zh_TW" w:bidi="zh_TW"/>
-        </w:rPr>
-        <w:t>–</w:t>
-      </w:r>
-      <w:hyperlink r:id="rId13">
-        <w:r>
-          <w:rPr>
-            <w:lang w:val="zh_TW" w:bidi="zh_TW"/>
-          </w:rPr>
-          <w:rPr>
-            <w:color w:val="0000EE"/>
-            <w:u w:val="single"/>
-          </w:rPr>
-          <w:t>13</w:t>
-        </w:r>
-      </w:hyperlink>
-      <w:r>
-        <w:rPr>
-          <w:lang w:val="zh_TW" w:bidi="zh_TW"/>
-        </w:rPr>
-        <w:t>；</w:t>
-      </w:r>
-      <w:hyperlink r:id="rId14">
-        <w:r>
-          <w:rPr>
-            <w:lang w:val="zh_TW" w:bidi="zh_TW"/>
-          </w:rPr>
-          <w:rPr>
-            <w:color w:val="0000EE"/>
-            <w:u w:val="single"/>
-          </w:rPr>
-          <w:t>撒下21:12</w:t>
-        </w:r>
-      </w:hyperlink>
-      <w:r>
-        <w:rPr>
-          <w:lang w:val="zh_TW" w:bidi="zh_TW"/>
-        </w:rPr>
-        <w:t>–</w:t>
-      </w:r>
-      <w:hyperlink r:id="rId14">
-        <w:r>
-          <w:rPr>
-            <w:lang w:val="zh_TW" w:bidi="zh_TW"/>
-          </w:rPr>
-          <w:rPr>
-            <w:color w:val="0000EE"/>
-            <w:u w:val="single"/>
-          </w:rPr>
-          <w:t>14</w:t>
-        </w:r>
-      </w:hyperlink>
-      <w:r>
-        <w:rPr>
-          <w:lang w:val="zh_TW" w:bidi="zh_TW"/>
-        </w:rPr>
-        <w:t>；</w:t>
-      </w:r>
-      <w:hyperlink r:id="rId15">
-        <w:r>
-          <w:rPr>
-            <w:lang w:val="zh_TW" w:bidi="zh_TW"/>
-          </w:rPr>
-          <w:rPr>
-            <w:color w:val="0000EE"/>
-            <w:u w:val="single"/>
-          </w:rPr>
-          <w:t>代上10:8</w:t>
-        </w:r>
-      </w:hyperlink>
-      <w:r>
-        <w:rPr>
-          <w:lang w:val="zh_TW" w:bidi="zh_TW"/>
-        </w:rPr>
-        <w:t>–</w:t>
-      </w:r>
-      <w:hyperlink r:id="rId15">
-        <w:r>
-          <w:rPr>
-            <w:lang w:val="zh_TW" w:bidi="zh_TW"/>
-          </w:rPr>
-          <w:rPr>
-            <w:color w:val="0000EE"/>
-            <w:u w:val="single"/>
-          </w:rPr>
-          <w:t>10</w:t>
-        </w:r>
-      </w:hyperlink>
-      <w:r>
-        <w:rPr>
-          <w:lang w:val="zh_TW" w:bidi="zh_TW"/>
-        </w:rPr>
-        <w:t>）。後來，這座城成為大衛王國的一部分。</w:t>
-      </w:r>
-    </w:p>
-    <w:p>
-      <w:pPr/>
-      <w:r>
-        <w:rPr>
-          <w:lang w:val="zh_TW" w:bidi="zh_TW"/>
-        </w:rPr>
-      </w:r>
-      <w:r>
-        <w:rPr>
-          <w:lang w:val="zh_TW" w:bidi="zh_TW"/>
-        </w:rPr>
-        <w:t>伯‧珊被認為是現代的胡斯恩遺址（Tell el-Husn）。這一點由兩份提到伯‧珊名字的埃及文獻所證實。該遺址或土丘高64.9公尺（13英尺），底部周長約804.5公尺（半英里）。在以色列征服迦南時，包括伯‧珊在內的地區屬於以薩迦支派的領地，後來被瑪拿西支派佔領（</w:t>
-      </w:r>
-      <w:hyperlink r:id="rId16">
-        <w:r>
-          <w:rPr>
-            <w:lang w:val="zh_TW" w:bidi="zh_TW"/>
-          </w:rPr>
-          <w:rPr>
-            <w:color w:val="0000EE"/>
-            <w:u w:val="single"/>
-          </w:rPr>
-          <w:t>書17:11</w:t>
-        </w:r>
-      </w:hyperlink>
-      <w:r>
-        <w:rPr>
-          <w:lang w:val="zh_TW" w:bidi="zh_TW"/>
-        </w:rPr>
-        <w:t>）。在所羅門王的統治時期，伯‧珊是巴拿地區的一部分（</w:t>
-      </w:r>
-      <w:hyperlink r:id="rId17">
-        <w:r>
-          <w:rPr>
-            <w:lang w:val="zh_TW" w:bidi="zh_TW"/>
-          </w:rPr>
-          <w:rPr>
-            <w:color w:val="0000EE"/>
-            <w:u w:val="single"/>
-          </w:rPr>
-          <w:t>王上4:12</w:t>
-        </w:r>
-      </w:hyperlink>
-      <w:r>
-        <w:rPr>
-          <w:lang w:val="zh_TW" w:bidi="zh_TW"/>
-        </w:rPr>
-        <w:t>）。</w:t>
-      </w:r>
-    </w:p>
-    <w:p>
-      <w:pPr/>
-      <w:r>
-        <w:rPr>
-          <w:lang w:val="zh_TW" w:bidi="zh_TW"/>
-        </w:rPr>
-      </w:r>
-      <w:r>
-        <w:rPr>
-          <w:lang w:val="zh_TW" w:bidi="zh_TW"/>
-        </w:rPr>
-        <w:t>這座城在公元前10世紀被埃及法老</w:t>
-      </w:r>
-      <w:r>
-        <w:rPr>
-          <w:lang w:val="zh_TW" w:bidi="zh_TW"/>
-        </w:rPr>
-        <w:t>舍順克一世</w:t>
-      </w:r>
-      <w:r>
-        <w:rPr>
-          <w:lang w:val="zh_TW" w:bidi="zh_TW"/>
-        </w:rPr>
-        <w:t>（Sheshonk I）摧毀。在舊約時期往後的時間裡，伯‧珊的地位並不顯著。在巴比倫被擄時期和被擄歸回後的波斯時期，伯‧珊偶爾被佔領。</w:t>
-      </w:r>
-    </w:p>
-    <w:p>
-      <w:pPr/>
-      <w:r>
-        <w:rPr>
-          <w:lang w:val="zh_TW" w:bidi="zh_TW"/>
-        </w:rPr>
-      </w:r>
-      <w:r>
-        <w:rPr>
-          <w:lang w:val="zh_TW" w:bidi="zh_TW"/>
-        </w:rPr>
-        <w:t>在希臘化時期，伯‧珊被命名為西古提波利斯（Scythopolis），因為埃及王托勒密二世（Ptolemy II）安置了西西安傭兵（Scythian mercenaries）於此。當地修建了希臘神狄俄尼索斯（Dionysus）和宙斯（Zeus）的神廟。在哈斯蒙尼家族（Hasmonean）王朝時期，伯‧珊成為一個重要的行政中心。伯‧珊作為希臘-羅馬商業城的聯盟（即低加波里的成員，</w:t>
-      </w:r>
-      <w:hyperlink r:id="rId18">
-        <w:r>
-          <w:rPr>
-            <w:lang w:val="zh_TW" w:bidi="zh_TW"/>
-          </w:rPr>
-          <w:rPr>
-            <w:color w:val="0000EE"/>
-            <w:u w:val="single"/>
-          </w:rPr>
-          <w:t>太4:25</w:t>
-        </w:r>
-      </w:hyperlink>
-      <w:r>
-        <w:rPr>
-          <w:lang w:val="zh_TW" w:bidi="zh_TW"/>
-        </w:rPr>
-        <w:t>；</w:t>
-      </w:r>
-      <w:hyperlink r:id="rId19">
-        <w:r>
-          <w:rPr>
-            <w:lang w:val="zh_TW" w:bidi="zh_TW"/>
-          </w:rPr>
-          <w:rPr>
-            <w:color w:val="0000EE"/>
-            <w:u w:val="single"/>
-          </w:rPr>
-          <w:t>可7:31</w:t>
-        </w:r>
-      </w:hyperlink>
-      <w:r>
-        <w:rPr>
-          <w:lang w:val="zh_TW" w:bidi="zh_TW"/>
-        </w:rPr>
-        <w:t>），它繁榮發展，也是該聯盟中唯一一座位於約旦河西側的城。</w:t>
-      </w:r>
-      <w:r>
-        <w:rPr>
-          <w:lang w:val="zh_TW" w:bidi="zh_TW"/>
-        </w:rPr>
-      </w:r>
-      <w:r>
-        <w:rPr>
-          <w:lang w:val="zh_TW" w:bidi="zh_TW"/>
-        </w:rPr>
-      </w:r>
-    </w:p>
-    <w:p>
-      <w:pPr/>
-      <w:r>
-        <w:rPr>
-          <w:lang w:val="zh_TW" w:bidi="zh_TW"/>
-        </w:rPr>
-      </w:r>
-    </w:p>
-    <w:p>
-      <w:pPr>
-        <w:pStyle w:val="Heading2"/>
-      </w:pPr>
-      <w:r>
-        <w:rPr>
-          <w:lang w:val="zh_TW" w:bidi="zh_TW"/>
-        </w:rPr>
         <w:t>伯大尼</w:t>
       </w:r>
       <w:r>
@@ -551,7 +241,7 @@
         </w:rPr>
         <w:t>伯大尼是一個位於橄欖山東坡的村莊，有時被稱為「橄欖山上的伯大尼」。它距離耶路撒冷約一哩半（2.4公里）。耶穌和祂的門徒在猶太時，有時會住在伯大尼，例如逾越節期間參加聖殿禮儀時（</w:t>
       </w:r>
-      <w:hyperlink r:id="rId20">
+      <w:hyperlink r:id="rId13">
         <w:r>
           <w:rPr>
             <w:lang w:val="zh_TW" w:bidi="zh_TW"/>
@@ -569,7 +259,7 @@
         </w:rPr>
         <w:t>；</w:t>
       </w:r>
-      <w:hyperlink r:id="rId21">
+      <w:hyperlink r:id="rId14">
         <w:r>
           <w:rPr>
             <w:lang w:val="zh_TW" w:bidi="zh_TW"/>
@@ -587,7 +277,7 @@
         </w:rPr>
         <w:t>）。耶穌在伯大尼麻瘋病人西門的家用餐時，一位婦人用昂貴的香膏膏抹祂的頭（</w:t>
       </w:r>
-      <w:hyperlink r:id="rId22">
+      <w:hyperlink r:id="rId15">
         <w:r>
           <w:rPr>
             <w:lang w:val="zh_TW" w:bidi="zh_TW"/>
@@ -605,7 +295,7 @@
         </w:rPr>
         <w:t>；</w:t>
       </w:r>
-      <w:hyperlink r:id="rId23">
+      <w:hyperlink r:id="rId16">
         <w:r>
           <w:rPr>
             <w:lang w:val="zh_TW" w:bidi="zh_TW"/>
@@ -630,7 +320,7 @@
         </w:rPr>
         <w:t>伯大尼也是馬利亞、馬大和她們兄弟拉撒路的家鄉，耶穌曾在此使拉撒路復活（</w:t>
       </w:r>
-      <w:hyperlink r:id="rId24">
+      <w:hyperlink r:id="rId17">
         <w:r>
           <w:rPr>
             <w:lang w:val="zh_TW" w:bidi="zh_TW"/>
@@ -648,7 +338,7 @@
         </w:rPr>
         <w:t>）。伯大尼鄰近伯法其，是耶穌預備榮耀進入耶路撒冷路線上的一個村莊（</w:t>
       </w:r>
-      <w:hyperlink r:id="rId25">
+      <w:hyperlink r:id="rId18">
         <w:r>
           <w:rPr>
             <w:lang w:val="zh_TW" w:bidi="zh_TW"/>
@@ -666,7 +356,7 @@
         </w:rPr>
         <w:t>；</w:t>
       </w:r>
-      <w:hyperlink r:id="rId26">
+      <w:hyperlink r:id="rId19">
         <w:r>
           <w:rPr>
             <w:lang w:val="zh_TW" w:bidi="zh_TW"/>
@@ -684,7 +374,7 @@
         </w:rPr>
         <w:t>）在伯大尼，耶穌復活後祝福門徒，並離開他們（</w:t>
       </w:r>
-      <w:hyperlink r:id="rId27">
+      <w:hyperlink r:id="rId20">
         <w:r>
           <w:rPr>
             <w:lang w:val="zh_TW" w:bidi="zh_TW"/>
@@ -720,7 +410,7 @@
         </w:rPr>
         <w:t>伯大尼是一個位於「約旦河的另一邊」（東岸）的村莊，施洗約翰在這裡施洗（</w:t>
       </w:r>
-      <w:hyperlink r:id="rId28">
+      <w:hyperlink r:id="rId21">
         <w:r>
           <w:rPr>
             <w:lang w:val="zh_TW" w:bidi="zh_TW"/>
@@ -786,7 +476,7 @@
         </w:rPr>
         <w:t>位於耶路撒冷附近橄欖山上的一個村莊。在伯法其，兩位門徒取來了驢駒，耶穌騎著牠進入耶路撒冷（</w:t>
       </w:r>
-      <w:hyperlink r:id="rId29">
+      <w:hyperlink r:id="rId22">
         <w:r>
           <w:rPr>
             <w:lang w:val="zh_TW" w:bidi="zh_TW"/>
@@ -804,7 +494,7 @@
         </w:rPr>
         <w:t>；</w:t>
       </w:r>
-      <w:hyperlink r:id="rId30">
+      <w:hyperlink r:id="rId23">
         <w:r>
           <w:rPr>
             <w:lang w:val="zh_TW" w:bidi="zh_TW"/>
@@ -822,7 +512,7 @@
         </w:rPr>
         <w:t>；</w:t>
       </w:r>
-      <w:hyperlink r:id="rId31">
+      <w:hyperlink r:id="rId24">
         <w:r>
           <w:rPr>
             <w:lang w:val="zh_TW" w:bidi="zh_TW"/>
@@ -896,7 +586,7 @@
         </w:rPr>
         <w:t>一個位於加利利海東北的城。伯賽大是耶穌的三個門徒的家鄉：安得烈、彼得和腓力（</w:t>
       </w:r>
-      <w:hyperlink r:id="rId32">
+      <w:hyperlink r:id="rId25">
         <w:r>
           <w:rPr>
             <w:lang w:val="zh_TW" w:bidi="zh_TW"/>
@@ -908,7 +598,7 @@
           <w:t>約1:44，</w:t>
         </w:r>
       </w:hyperlink>
-      <w:hyperlink r:id="rId33">
+      <w:hyperlink r:id="rId26">
         <w:r>
           <w:rPr>
             <w:lang w:val="zh_TW" w:bidi="zh_TW"/>
@@ -926,7 +616,7 @@
         </w:rPr>
         <w:t>）。儘管耶穌在那裡行了神蹟，伯賽大的人仍然不信祂。因此，耶穌警告說，災難將降臨到這個城（</w:t>
       </w:r>
-      <w:hyperlink r:id="rId34">
+      <w:hyperlink r:id="rId27">
         <w:r>
           <w:rPr>
             <w:lang w:val="zh_TW" w:bidi="zh_TW"/>
@@ -944,7 +634,7 @@
         </w:rPr>
         <w:t>；</w:t>
       </w:r>
-      <w:hyperlink r:id="rId35">
+      <w:hyperlink r:id="rId28">
         <w:r>
           <w:rPr>
             <w:lang w:val="zh_TW" w:bidi="zh_TW"/>
@@ -962,7 +652,7 @@
         </w:rPr>
         <w:t>）。一個瞎子在伯賽大得醫治（</w:t>
       </w:r>
-      <w:hyperlink r:id="rId36">
+      <w:hyperlink r:id="rId29">
         <w:r>
           <w:rPr>
             <w:lang w:val="zh_TW" w:bidi="zh_TW"/>
@@ -980,7 +670,7 @@
         </w:rPr>
         <w:t>），此外，耶穌在伯賽大附近用五餅二魚的神蹟餵飽了五千多人（</w:t>
       </w:r>
-      <w:hyperlink r:id="rId37">
+      <w:hyperlink r:id="rId30">
         <w:r>
           <w:rPr>
             <w:lang w:val="zh_TW" w:bidi="zh_TW"/>
@@ -998,7 +688,7 @@
         </w:rPr>
         <w:t>；</w:t>
       </w:r>
-      <w:hyperlink r:id="rId38">
+      <w:hyperlink r:id="rId31">
         <w:r>
           <w:rPr>
             <w:lang w:val="zh_TW" w:bidi="zh_TW"/>
@@ -1086,6 +776,316 @@
           <w:lang w:val="zh_TW" w:bidi="zh_TW"/>
         </w:rPr>
         <w:t>。</w:t>
+      </w:r>
+      <w:r>
+        <w:rPr>
+          <w:lang w:val="zh_TW" w:bidi="zh_TW"/>
+        </w:rPr>
+      </w:r>
+      <w:r>
+        <w:rPr>
+          <w:lang w:val="zh_TW" w:bidi="zh_TW"/>
+        </w:rPr>
+      </w:r>
+    </w:p>
+    <w:p>
+      <w:pPr/>
+      <w:r>
+        <w:rPr>
+          <w:lang w:val="zh_TW" w:bidi="zh_TW"/>
+        </w:rPr>
+      </w:r>
+    </w:p>
+    <w:p>
+      <w:pPr>
+        <w:pStyle w:val="Heading2"/>
+      </w:pPr>
+      <w:r>
+        <w:rPr>
+          <w:lang w:val="zh_TW" w:bidi="zh_TW"/>
+        </w:rPr>
+        <w:t>伯‧珊，伯‧善</w:t>
+      </w:r>
+      <w:r>
+        <w:rPr>
+          <w:lang w:val="zh_TW" w:bidi="zh_TW"/>
+        </w:rPr>
+      </w:r>
+    </w:p>
+    <w:p>
+      <w:pPr/>
+      <w:r>
+        <w:rPr>
+          <w:lang w:val="zh_TW" w:bidi="zh_TW"/>
+        </w:rPr>
+      </w:r>
+      <w:r>
+        <w:rPr>
+          <w:lang w:val="zh_TW" w:bidi="zh_TW"/>
+        </w:rPr>
+        <w:t>位於亞熱帶約旦谷地、一具有戰略性地位的巴勒斯坦城。它位於加利利海以南24.1公里（15英里），距約旦河以西6.4公里（4英里）。</w:t>
+      </w:r>
+    </w:p>
+    <w:p>
+      <w:pPr/>
+      <w:r>
+        <w:rPr>
+          <w:lang w:val="zh_TW" w:bidi="zh_TW"/>
+        </w:rPr>
+      </w:r>
+      <w:r>
+        <w:rPr>
+          <w:lang w:val="zh_TW" w:bidi="zh_TW"/>
+        </w:rPr>
+        <w:t>伯‧珊（又稱伯‧善）位於耶斯列平原的東端，守護著一個重要的約旦河渡口。該城位於兩條貿易路線的交會點，一條向北通往加利利和大馬士革，另一條向西穿越耶斯列平原和撒馬利亞山區。</w:t>
+      </w:r>
+    </w:p>
+    <w:p>
+      <w:pPr/>
+      <w:r>
+        <w:rPr>
+          <w:lang w:val="zh_TW" w:bidi="zh_TW"/>
+        </w:rPr>
+      </w:r>
+      <w:r>
+        <w:rPr>
+          <w:lang w:val="zh_TW" w:bidi="zh_TW"/>
+        </w:rPr>
+        <w:t>當非利士人在基利波山的戰役中擊敗以色列和掃羅王時，伯‧珊是一個非利士人的城。掃羅和他兒子的屍體被羞辱地掛在城牆上，掃羅的頭被展示在大袞的廟中，大袞是一位非利士的神（</w:t>
+      </w:r>
+      <w:hyperlink r:id="rId32">
+        <w:r>
+          <w:rPr>
+            <w:lang w:val="zh_TW" w:bidi="zh_TW"/>
+          </w:rPr>
+          <w:rPr>
+            <w:color w:val="0000EE"/>
+            <w:u w:val="single"/>
+          </w:rPr>
+          <w:t>撒上31:10</w:t>
+        </w:r>
+      </w:hyperlink>
+      <w:r>
+        <w:rPr>
+          <w:lang w:val="zh_TW" w:bidi="zh_TW"/>
+        </w:rPr>
+        <w:t>–</w:t>
+      </w:r>
+      <w:hyperlink r:id="rId32">
+        <w:r>
+          <w:rPr>
+            <w:lang w:val="zh_TW" w:bidi="zh_TW"/>
+          </w:rPr>
+          <w:rPr>
+            <w:color w:val="0000EE"/>
+            <w:u w:val="single"/>
+          </w:rPr>
+          <w:t>13</w:t>
+        </w:r>
+      </w:hyperlink>
+      <w:r>
+        <w:rPr>
+          <w:lang w:val="zh_TW" w:bidi="zh_TW"/>
+        </w:rPr>
+        <w:t>；</w:t>
+      </w:r>
+      <w:hyperlink r:id="rId33">
+        <w:r>
+          <w:rPr>
+            <w:lang w:val="zh_TW" w:bidi="zh_TW"/>
+          </w:rPr>
+          <w:rPr>
+            <w:color w:val="0000EE"/>
+            <w:u w:val="single"/>
+          </w:rPr>
+          <w:t>撒下21:12</w:t>
+        </w:r>
+      </w:hyperlink>
+      <w:r>
+        <w:rPr>
+          <w:lang w:val="zh_TW" w:bidi="zh_TW"/>
+        </w:rPr>
+        <w:t>–</w:t>
+      </w:r>
+      <w:hyperlink r:id="rId33">
+        <w:r>
+          <w:rPr>
+            <w:lang w:val="zh_TW" w:bidi="zh_TW"/>
+          </w:rPr>
+          <w:rPr>
+            <w:color w:val="0000EE"/>
+            <w:u w:val="single"/>
+          </w:rPr>
+          <w:t>14</w:t>
+        </w:r>
+      </w:hyperlink>
+      <w:r>
+        <w:rPr>
+          <w:lang w:val="zh_TW" w:bidi="zh_TW"/>
+        </w:rPr>
+        <w:t>；</w:t>
+      </w:r>
+      <w:hyperlink r:id="rId34">
+        <w:r>
+          <w:rPr>
+            <w:lang w:val="zh_TW" w:bidi="zh_TW"/>
+          </w:rPr>
+          <w:rPr>
+            <w:color w:val="0000EE"/>
+            <w:u w:val="single"/>
+          </w:rPr>
+          <w:t>代上10:8</w:t>
+        </w:r>
+      </w:hyperlink>
+      <w:r>
+        <w:rPr>
+          <w:lang w:val="zh_TW" w:bidi="zh_TW"/>
+        </w:rPr>
+        <w:t>–</w:t>
+      </w:r>
+      <w:hyperlink r:id="rId34">
+        <w:r>
+          <w:rPr>
+            <w:lang w:val="zh_TW" w:bidi="zh_TW"/>
+          </w:rPr>
+          <w:rPr>
+            <w:color w:val="0000EE"/>
+            <w:u w:val="single"/>
+          </w:rPr>
+          <w:t>10</w:t>
+        </w:r>
+      </w:hyperlink>
+      <w:r>
+        <w:rPr>
+          <w:lang w:val="zh_TW" w:bidi="zh_TW"/>
+        </w:rPr>
+        <w:t>）。後來，這座城成為大衛王國的一部分。</w:t>
+      </w:r>
+    </w:p>
+    <w:p>
+      <w:pPr/>
+      <w:r>
+        <w:rPr>
+          <w:lang w:val="zh_TW" w:bidi="zh_TW"/>
+        </w:rPr>
+      </w:r>
+      <w:r>
+        <w:rPr>
+          <w:lang w:val="zh_TW" w:bidi="zh_TW"/>
+        </w:rPr>
+        <w:t>伯‧珊被認為是現代的胡斯恩遺址（Tell el-Husn）。這一點由兩份提到伯‧珊名字的埃及文獻所證實。該遺址或土丘高64.9公尺（13英尺），底部周長約804.5公尺（半英里）。在以色列征服迦南時，包括伯‧珊在內的地區屬於以薩迦支派的領地，後來被瑪拿西支派佔領（</w:t>
+      </w:r>
+      <w:hyperlink r:id="rId35">
+        <w:r>
+          <w:rPr>
+            <w:lang w:val="zh_TW" w:bidi="zh_TW"/>
+          </w:rPr>
+          <w:rPr>
+            <w:color w:val="0000EE"/>
+            <w:u w:val="single"/>
+          </w:rPr>
+          <w:t>書17:11</w:t>
+        </w:r>
+      </w:hyperlink>
+      <w:r>
+        <w:rPr>
+          <w:lang w:val="zh_TW" w:bidi="zh_TW"/>
+        </w:rPr>
+        <w:t>）。在所羅門王的統治時期，伯‧珊是巴拿地區的一部分（</w:t>
+      </w:r>
+      <w:hyperlink r:id="rId36">
+        <w:r>
+          <w:rPr>
+            <w:lang w:val="zh_TW" w:bidi="zh_TW"/>
+          </w:rPr>
+          <w:rPr>
+            <w:color w:val="0000EE"/>
+            <w:u w:val="single"/>
+          </w:rPr>
+          <w:t>王上4:12</w:t>
+        </w:r>
+      </w:hyperlink>
+      <w:r>
+        <w:rPr>
+          <w:lang w:val="zh_TW" w:bidi="zh_TW"/>
+        </w:rPr>
+        <w:t>）。</w:t>
+      </w:r>
+    </w:p>
+    <w:p>
+      <w:pPr/>
+      <w:r>
+        <w:rPr>
+          <w:lang w:val="zh_TW" w:bidi="zh_TW"/>
+        </w:rPr>
+      </w:r>
+      <w:r>
+        <w:rPr>
+          <w:lang w:val="zh_TW" w:bidi="zh_TW"/>
+        </w:rPr>
+        <w:t>這座城在公元前10世紀被埃及法老</w:t>
+      </w:r>
+      <w:r>
+        <w:rPr>
+          <w:lang w:val="zh_TW" w:bidi="zh_TW"/>
+        </w:rPr>
+        <w:t>舍順克一世</w:t>
+      </w:r>
+      <w:r>
+        <w:rPr>
+          <w:lang w:val="zh_TW" w:bidi="zh_TW"/>
+        </w:rPr>
+        <w:t>（Sheshonk I）摧毀。在舊約時期往後的時間裡，伯‧珊的地位並不顯著。在巴比倫被擄時期和被擄歸回後的波斯時期，伯‧珊偶爾被佔領。</w:t>
+      </w:r>
+    </w:p>
+    <w:p>
+      <w:pPr/>
+      <w:r>
+        <w:rPr>
+          <w:lang w:val="zh_TW" w:bidi="zh_TW"/>
+        </w:rPr>
+      </w:r>
+      <w:r>
+        <w:rPr>
+          <w:lang w:val="zh_TW" w:bidi="zh_TW"/>
+        </w:rPr>
+        <w:t>在希臘化時期，伯‧珊被命名為西古提波利斯（Scythopolis），因為埃及王托勒密二世（Ptolemy II）安置了西西安傭兵（Scythian mercenaries）於此。當地修建了希臘神狄俄尼索斯（Dionysus）和宙斯（Zeus）的神廟。在哈斯蒙尼家族（Hasmonean）王朝時期，伯‧珊成為一個重要的行政中心。伯‧珊作為希臘-羅馬商業城的聯盟（即低加波里的成員，</w:t>
+      </w:r>
+      <w:hyperlink r:id="rId37">
+        <w:r>
+          <w:rPr>
+            <w:lang w:val="zh_TW" w:bidi="zh_TW"/>
+          </w:rPr>
+          <w:rPr>
+            <w:color w:val="0000EE"/>
+            <w:u w:val="single"/>
+          </w:rPr>
+          <w:t>太4:25</w:t>
+        </w:r>
+      </w:hyperlink>
+      <w:r>
+        <w:rPr>
+          <w:lang w:val="zh_TW" w:bidi="zh_TW"/>
+        </w:rPr>
+        <w:t>；</w:t>
+      </w:r>
+      <w:hyperlink r:id="rId38">
+        <w:r>
+          <w:rPr>
+            <w:lang w:val="zh_TW" w:bidi="zh_TW"/>
+          </w:rPr>
+          <w:rPr>
+            <w:color w:val="0000EE"/>
+            <w:u w:val="single"/>
+          </w:rPr>
+          <w:t>可7:31</w:t>
+        </w:r>
+      </w:hyperlink>
+      <w:r>
+        <w:rPr>
+          <w:lang w:val="zh_TW" w:bidi="zh_TW"/>
+        </w:rPr>
+        <w:t>），它繁榮發展，也是該聯盟中唯一一座位於約旦河西側的城。</w:t>
       </w:r>
       <w:r>
         <w:rPr>

--- a/zht/docx/011.content.docx
+++ b/zht/docx/011.content.docx
@@ -149,7 +149,7 @@
         <w:rPr>
           <w:lang w:val="zh_TW" w:bidi="zh_TW"/>
         </w:rPr>
-        <w:t>bo</w:t>
+        <w:t>bing</w:t>
       </w:r>
       <w:r>
         <w:rPr>
@@ -212,226 +212,7 @@
         <w:rPr>
           <w:lang w:val="zh_TW" w:bidi="zh_TW"/>
         </w:rPr>
-        <w:t>伯大尼</w:t>
-      </w:r>
-      <w:r>
-        <w:rPr>
-          <w:lang w:val="zh_TW" w:bidi="zh_TW"/>
-        </w:rPr>
-      </w:r>
-    </w:p>
-    <w:p>
-      <w:pPr>
-        <w:pStyle w:val="ListNumber"/>
-        <w:numPr>
-          <w:ilvl w:val="0"/>
-          <w:numId w:val="14"/>
-        </w:numPr>
-        <w:spacing w:line="240" w:lineRule="auto"/>
-        <w:ind w:left="720"/>
-      </w:pPr>
-      <w:r>
-        <w:rPr>
-          <w:lang w:val="zh_TW" w:bidi="zh_TW"/>
-        </w:rPr>
-      </w:r>
-      <w:r>
-        <w:rPr>
-          <w:lang w:val="zh_TW" w:bidi="zh_TW"/>
-        </w:rPr>
-        <w:t>伯大尼是一個位於橄欖山東坡的村莊，有時被稱為「橄欖山上的伯大尼」。它距離耶路撒冷約一哩半（2.4公里）。耶穌和祂的門徒在猶太時，有時會住在伯大尼，例如逾越節期間參加聖殿禮儀時（</w:t>
-      </w:r>
-      <w:hyperlink r:id="rId13">
-        <w:r>
-          <w:rPr>
-            <w:lang w:val="zh_TW" w:bidi="zh_TW"/>
-          </w:rPr>
-          <w:rPr>
-            <w:color w:val="0000EE"/>
-            <w:u w:val="single"/>
-          </w:rPr>
-          <w:t>太21:17</w:t>
-        </w:r>
-      </w:hyperlink>
-      <w:r>
-        <w:rPr>
-          <w:lang w:val="zh_TW" w:bidi="zh_TW"/>
-        </w:rPr>
-        <w:t>；</w:t>
-      </w:r>
-      <w:hyperlink r:id="rId14">
-        <w:r>
-          <w:rPr>
-            <w:lang w:val="zh_TW" w:bidi="zh_TW"/>
-          </w:rPr>
-          <w:rPr>
-            <w:color w:val="0000EE"/>
-            <w:u w:val="single"/>
-          </w:rPr>
-          <w:t>可11:11</w:t>
-        </w:r>
-      </w:hyperlink>
-      <w:r>
-        <w:rPr>
-          <w:lang w:val="zh_TW" w:bidi="zh_TW"/>
-        </w:rPr>
-        <w:t>）。耶穌在伯大尼麻瘋病人西門的家用餐時，一位婦人用昂貴的香膏膏抹祂的頭（</w:t>
-      </w:r>
-      <w:hyperlink r:id="rId15">
-        <w:r>
-          <w:rPr>
-            <w:lang w:val="zh_TW" w:bidi="zh_TW"/>
-          </w:rPr>
-          <w:rPr>
-            <w:color w:val="0000EE"/>
-            <w:u w:val="single"/>
-          </w:rPr>
-          <w:t>太26:6–13</w:t>
-        </w:r>
-      </w:hyperlink>
-      <w:r>
-        <w:rPr>
-          <w:lang w:val="zh_TW" w:bidi="zh_TW"/>
-        </w:rPr>
-        <w:t>；</w:t>
-      </w:r>
-      <w:hyperlink r:id="rId16">
-        <w:r>
-          <w:rPr>
-            <w:lang w:val="zh_TW" w:bidi="zh_TW"/>
-          </w:rPr>
-          <w:rPr>
-            <w:color w:val="0000EE"/>
-            <w:u w:val="single"/>
-          </w:rPr>
-          <w:t>可14:3–9</w:t>
-        </w:r>
-      </w:hyperlink>
-      <w:r>
-        <w:rPr>
-          <w:lang w:val="zh_TW" w:bidi="zh_TW"/>
-        </w:rPr>
-        <w:t>）。</w:t>
-        <w:br/>
-      </w:r>
-      <w:r>
-        <w:rPr>
-          <w:lang w:val="zh_TW" w:bidi="zh_TW"/>
-        </w:rPr>
-        <w:t>伯大尼也是馬利亞、馬大和她們兄弟拉撒路的家鄉，耶穌曾在此使拉撒路復活（</w:t>
-      </w:r>
-      <w:hyperlink r:id="rId17">
-        <w:r>
-          <w:rPr>
-            <w:lang w:val="zh_TW" w:bidi="zh_TW"/>
-          </w:rPr>
-          <w:rPr>
-            <w:color w:val="0000EE"/>
-            <w:u w:val="single"/>
-          </w:rPr>
-          <w:t>約11:1、18</w:t>
-        </w:r>
-      </w:hyperlink>
-      <w:r>
-        <w:rPr>
-          <w:lang w:val="zh_TW" w:bidi="zh_TW"/>
-        </w:rPr>
-        <w:t>）。伯大尼鄰近伯法其，是耶穌預備榮耀進入耶路撒冷路線上的一個村莊（</w:t>
-      </w:r>
-      <w:hyperlink r:id="rId18">
-        <w:r>
-          <w:rPr>
-            <w:lang w:val="zh_TW" w:bidi="zh_TW"/>
-          </w:rPr>
-          <w:rPr>
-            <w:color w:val="0000EE"/>
-            <w:u w:val="single"/>
-          </w:rPr>
-          <w:t>可11:1</w:t>
-        </w:r>
-      </w:hyperlink>
-      <w:r>
-        <w:rPr>
-          <w:lang w:val="zh_TW" w:bidi="zh_TW"/>
-        </w:rPr>
-        <w:t>；</w:t>
-      </w:r>
-      <w:hyperlink r:id="rId19">
-        <w:r>
-          <w:rPr>
-            <w:lang w:val="zh_TW" w:bidi="zh_TW"/>
-          </w:rPr>
-          <w:rPr>
-            <w:color w:val="0000EE"/>
-            <w:u w:val="single"/>
-          </w:rPr>
-          <w:t>路19:29</w:t>
-        </w:r>
-      </w:hyperlink>
-      <w:r>
-        <w:rPr>
-          <w:lang w:val="zh_TW" w:bidi="zh_TW"/>
-        </w:rPr>
-        <w:t>）在伯大尼，耶穌復活後祝福門徒，並離開他們（</w:t>
-      </w:r>
-      <w:hyperlink r:id="rId20">
-        <w:r>
-          <w:rPr>
-            <w:lang w:val="zh_TW" w:bidi="zh_TW"/>
-          </w:rPr>
-          <w:rPr>
-            <w:color w:val="0000EE"/>
-            <w:u w:val="single"/>
-          </w:rPr>
-          <w:t>路24:50</w:t>
-        </w:r>
-      </w:hyperlink>
-      <w:r>
-        <w:rPr>
-          <w:lang w:val="zh_TW" w:bidi="zh_TW"/>
-        </w:rPr>
-        <w:t>）。今天，這個地方被稱為伊勒-阿薩瑞業（el-Azariyeh，拉撒路之地）。</w:t>
-      </w:r>
-    </w:p>
-    <w:p>
-      <w:pPr>
-        <w:pStyle w:val="ListNumber"/>
-        <w:spacing w:line="240" w:lineRule="auto"/>
-        <w:ind w:left="720"/>
-      </w:pPr>
-      <w:r>
-        <w:rPr>
-          <w:lang w:val="zh_TW" w:bidi="zh_TW"/>
-        </w:rPr>
-      </w:r>
-      <w:r>
-        <w:rPr>
-          <w:lang w:val="zh_TW" w:bidi="zh_TW"/>
-        </w:rPr>
-        <w:t>伯大尼是一個位於「約旦河的另一邊」（東岸）的村莊，施洗約翰在這裡施洗（</w:t>
-      </w:r>
-      <w:hyperlink r:id="rId21">
-        <w:r>
-          <w:rPr>
-            <w:lang w:val="zh_TW" w:bidi="zh_TW"/>
-          </w:rPr>
-          <w:rPr>
-            <w:color w:val="0000EE"/>
-            <w:u w:val="single"/>
-          </w:rPr>
-          <w:t>約1:28</w:t>
-        </w:r>
-      </w:hyperlink>
-      <w:r>
-        <w:rPr>
-          <w:lang w:val="zh_TW" w:bidi="zh_TW"/>
-        </w:rPr>
-        <w:t>）。這個地方通常被稱為「約旦河外的伯大尼」。</w:t>
-      </w:r>
-      <w:r>
-        <w:rPr>
-          <w:lang w:val="zh_TW" w:bidi="zh_TW"/>
-        </w:rPr>
+        <w:t>餅</w:t>
       </w:r>
       <w:r>
         <w:rPr>
@@ -446,21 +227,22 @@
           <w:lang w:val="zh_TW" w:bidi="zh_TW"/>
         </w:rPr>
       </w:r>
+      <w:r>
+        <w:rPr>
+          <w:lang w:val="zh_TW" w:bidi="zh_TW"/>
+        </w:rPr>
+        <w:t>由穀物的麵粉或粉料揉製麵團後所製成的食物。</w:t>
+      </w:r>
     </w:p>
     <w:p>
       <w:pPr>
-        <w:pStyle w:val="Heading2"/>
-      </w:pPr>
-      <w:r>
-        <w:rPr>
-          <w:lang w:val="zh_TW" w:bidi="zh_TW"/>
-        </w:rPr>
-        <w:t>伯法其</w:t>
-      </w:r>
-      <w:r>
-        <w:rPr>
-          <w:lang w:val="zh_TW" w:bidi="zh_TW"/>
-        </w:rPr>
+        <w:pStyle w:val="Heading3"/>
+      </w:pPr>
+      <w:r>
+        <w:rPr>
+          <w:lang w:val="zh_TW" w:bidi="zh_TW"/>
+        </w:rPr>
+        <w:t>用於製作餅的種子種類</w:t>
       </w:r>
     </w:p>
     <w:p>
@@ -474,71 +256,18 @@
         <w:rPr>
           <w:lang w:val="zh_TW" w:bidi="zh_TW"/>
         </w:rPr>
-        <w:t>位於耶路撒冷附近橄欖山上的一個村莊。在伯法其，兩位門徒取來了驢駒，耶穌騎著牠進入耶路撒冷（</w:t>
-      </w:r>
-      <w:hyperlink r:id="rId22">
-        <w:r>
-          <w:rPr>
-            <w:lang w:val="zh_TW" w:bidi="zh_TW"/>
-          </w:rPr>
-          <w:rPr>
-            <w:color w:val="0000EE"/>
-            <w:u w:val="single"/>
-          </w:rPr>
-          <w:t>太21:1–6</w:t>
-        </w:r>
-      </w:hyperlink>
-      <w:r>
-        <w:rPr>
-          <w:lang w:val="zh_TW" w:bidi="zh_TW"/>
-        </w:rPr>
-        <w:t>；</w:t>
-      </w:r>
-      <w:hyperlink r:id="rId23">
-        <w:r>
-          <w:rPr>
-            <w:lang w:val="zh_TW" w:bidi="zh_TW"/>
-          </w:rPr>
-          <w:rPr>
-            <w:color w:val="0000EE"/>
-            <w:u w:val="single"/>
-          </w:rPr>
-          <w:t>可11:1–6</w:t>
-        </w:r>
-      </w:hyperlink>
-      <w:r>
-        <w:rPr>
-          <w:lang w:val="zh_TW" w:bidi="zh_TW"/>
-        </w:rPr>
-        <w:t>；</w:t>
-      </w:r>
-      <w:hyperlink r:id="rId24">
-        <w:r>
-          <w:rPr>
-            <w:lang w:val="zh_TW" w:bidi="zh_TW"/>
-          </w:rPr>
-          <w:rPr>
-            <w:color w:val="0000EE"/>
-            <w:u w:val="single"/>
-          </w:rPr>
-          <w:t>路19:29–35</w:t>
-        </w:r>
-      </w:hyperlink>
-      <w:r>
-        <w:rPr>
-          <w:lang w:val="zh_TW" w:bidi="zh_TW"/>
-        </w:rPr>
-        <w:t>）。</w:t>
-      </w:r>
-      <w:r>
-        <w:rPr>
-          <w:lang w:val="zh_TW" w:bidi="zh_TW"/>
-        </w:rPr>
-      </w:r>
-      <w:r>
-        <w:rPr>
-          <w:lang w:val="zh_TW" w:bidi="zh_TW"/>
-        </w:rPr>
+        <w:t>聖經提到小麥、大麥、粗麥、豆子、紅豆、小米和嗎哪被用來製作餅。</w:t>
+      </w:r>
+    </w:p>
+    <w:p>
+      <w:pPr>
+        <w:pStyle w:val="Heading4"/>
+      </w:pPr>
+      <w:r>
+        <w:rPr>
+          <w:lang w:val="zh_TW" w:bidi="zh_TW"/>
+        </w:rPr>
+        <w:t>小麥</w:t>
       </w:r>
     </w:p>
     <w:p>
@@ -548,43 +277,376 @@
           <w:lang w:val="zh_TW" w:bidi="zh_TW"/>
         </w:rPr>
       </w:r>
+      <w:r>
+        <w:rPr>
+          <w:lang w:val="zh_TW" w:bidi="zh_TW"/>
+        </w:rPr>
+        <w:t>聖經經常提到小麥（舊約中四個相關的希伯來文詞語共出現約48次，新約中一個相關的希臘文詞語出現14次）。硬冬小麥</w:t>
+      </w:r>
+      <w:r>
+        <w:rPr>
+          <w:i/>
+          <w:lang w:val="zh_TW" w:bidi="zh_TW"/>
+        </w:rPr>
+        <w:t>（Triticum aestivuum）</w:t>
+      </w:r>
+      <w:r>
+        <w:rPr>
+          <w:lang w:val="zh_TW" w:bidi="zh_TW"/>
+        </w:rPr>
+        <w:t>是巴勒斯坦農民最常種植的穀物，至今仍在秋季播種，次年夏季收割。</w:t>
+      </w:r>
     </w:p>
     <w:p>
       <w:pPr>
-        <w:pStyle w:val="Heading2"/>
-      </w:pPr>
-      <w:r>
-        <w:rPr>
-          <w:lang w:val="zh_TW" w:bidi="zh_TW"/>
-        </w:rPr>
-        <w:t>伯賽大</w:t>
-      </w:r>
-      <w:r>
-        <w:rPr>
-          <w:lang w:val="zh_TW" w:bidi="zh_TW"/>
-        </w:rPr>
+        <w:pStyle w:val="Heading4"/>
+      </w:pPr>
+      <w:r>
+        <w:rPr>
+          <w:lang w:val="zh_TW" w:bidi="zh_TW"/>
+        </w:rPr>
+        <w:t>大麥</w:t>
       </w:r>
     </w:p>
     <w:p>
-      <w:pPr>
-        <w:pStyle w:val="ListNumber"/>
-        <w:numPr>
-          <w:ilvl w:val="0"/>
-          <w:numId w:val="15"/>
-        </w:numPr>
-        <w:spacing w:line="240" w:lineRule="auto"/>
-        <w:ind w:left="720"/>
-      </w:pPr>
-      <w:r>
-        <w:rPr>
-          <w:lang w:val="zh_TW" w:bidi="zh_TW"/>
-        </w:rPr>
-      </w:r>
-      <w:r>
-        <w:rPr>
-          <w:lang w:val="zh_TW" w:bidi="zh_TW"/>
-        </w:rPr>
-        <w:t>一個位於加利利海東北的城。伯賽大是耶穌的三個門徒的家鄉：安得烈、彼得和腓力（</w:t>
+      <w:pPr/>
+      <w:r>
+        <w:rPr>
+          <w:lang w:val="zh_TW" w:bidi="zh_TW"/>
+        </w:rPr>
+      </w:r>
+      <w:r>
+        <w:rPr>
+          <w:lang w:val="zh_TW" w:bidi="zh_TW"/>
+        </w:rPr>
+        <w:t>大麥比小麥成熟得更快，產量也更高。埃及發生冰雹災禍時，毀壞了已成熟的大麥，而當時小麥和粗麥尚未成熟（</w:t>
+      </w:r>
+      <w:hyperlink r:id="rId13">
+        <w:r>
+          <w:rPr>
+            <w:lang w:val="zh_TW" w:bidi="zh_TW"/>
+          </w:rPr>
+          <w:rPr>
+            <w:color w:val="0000EE"/>
+            <w:u w:val="single"/>
+          </w:rPr>
+          <w:t>出9:31–32</w:t>
+        </w:r>
+      </w:hyperlink>
+      <w:r>
+        <w:rPr>
+          <w:lang w:val="zh_TW" w:bidi="zh_TW"/>
+        </w:rPr>
+        <w:t>）。舊約中32次提到大麥。在饑荒時期，大麥也能夠生長（</w:t>
+      </w:r>
+      <w:hyperlink r:id="rId14">
+        <w:r>
+          <w:rPr>
+            <w:lang w:val="zh_TW" w:bidi="zh_TW"/>
+          </w:rPr>
+          <w:rPr>
+            <w:color w:val="0000EE"/>
+            <w:u w:val="single"/>
+          </w:rPr>
+          <w:t>得1:22，</w:t>
+        </w:r>
+      </w:hyperlink>
+      <w:hyperlink r:id="rId15">
+        <w:r>
+          <w:rPr>
+            <w:lang w:val="zh_TW" w:bidi="zh_TW"/>
+          </w:rPr>
+          <w:rPr>
+            <w:color w:val="0000EE"/>
+            <w:u w:val="single"/>
+          </w:rPr>
+          <w:t>2:17、23，</w:t>
+        </w:r>
+      </w:hyperlink>
+      <w:hyperlink r:id="rId16">
+        <w:r>
+          <w:rPr>
+            <w:lang w:val="zh_TW" w:bidi="zh_TW"/>
+          </w:rPr>
+          <w:rPr>
+            <w:color w:val="0000EE"/>
+            <w:u w:val="single"/>
+          </w:rPr>
+          <w:t>3:2、15、17</w:t>
+        </w:r>
+      </w:hyperlink>
+      <w:r>
+        <w:rPr>
+          <w:lang w:val="zh_TW" w:bidi="zh_TW"/>
+        </w:rPr>
+        <w:t>），並且比小麥賣得便宜（</w:t>
+      </w:r>
+      <w:hyperlink r:id="rId17">
+        <w:r>
+          <w:rPr>
+            <w:lang w:val="zh_TW" w:bidi="zh_TW"/>
+          </w:rPr>
+          <w:rPr>
+            <w:color w:val="0000EE"/>
+            <w:u w:val="single"/>
+          </w:rPr>
+          <w:t>王下7:1、16</w:t>
+        </w:r>
+      </w:hyperlink>
+      <w:r>
+        <w:rPr>
+          <w:lang w:val="zh_TW" w:bidi="zh_TW"/>
+        </w:rPr>
+        <w:t>）。貧窮的人以大麥為食。那個將午餐給耶穌用以餵飽五千人的男孩帶的是大麥餅（</w:t>
+      </w:r>
+      <w:hyperlink r:id="rId18">
+        <w:r>
+          <w:rPr>
+            <w:lang w:val="zh_TW" w:bidi="zh_TW"/>
+          </w:rPr>
+          <w:rPr>
+            <w:color w:val="0000EE"/>
+            <w:u w:val="single"/>
+          </w:rPr>
+          <w:t>約6:9、13</w:t>
+        </w:r>
+      </w:hyperlink>
+      <w:r>
+        <w:rPr>
+          <w:lang w:val="zh_TW" w:bidi="zh_TW"/>
+        </w:rPr>
+        <w:t>）。巴勒斯坦人用大麥餵養牲畜（</w:t>
+      </w:r>
+      <w:hyperlink r:id="rId19">
+        <w:r>
+          <w:rPr>
+            <w:lang w:val="zh_TW" w:bidi="zh_TW"/>
+          </w:rPr>
+          <w:rPr>
+            <w:color w:val="0000EE"/>
+            <w:u w:val="single"/>
+          </w:rPr>
+          <w:t>王上4:28</w:t>
+        </w:r>
+      </w:hyperlink>
+      <w:r>
+        <w:rPr>
+          <w:lang w:val="zh_TW" w:bidi="zh_TW"/>
+        </w:rPr>
+        <w:t>）。大麥穗的外殼較大，且帶有長長的毛刺（因此希伯來文名稱的意思是「長毛」），使得分離穀殼更困難。由於大麥粉中的雜質可能較多，加上不及小麥美味，因此大麥價格更低。</w:t>
+      </w:r>
+    </w:p>
+    <w:p>
+      <w:pPr>
+        <w:pStyle w:val="Heading4"/>
+      </w:pPr>
+      <w:r>
+        <w:rPr>
+          <w:lang w:val="zh_TW" w:bidi="zh_TW"/>
+        </w:rPr>
+        <w:t>粗麥</w:t>
+      </w:r>
+    </w:p>
+    <w:p>
+      <w:pPr/>
+      <w:r>
+        <w:rPr>
+          <w:lang w:val="zh_TW" w:bidi="zh_TW"/>
+        </w:rPr>
+      </w:r>
+      <w:r>
+        <w:rPr>
+          <w:lang w:val="zh_TW" w:bidi="zh_TW"/>
+        </w:rPr>
+        <w:t>「粗麥」翻譯自希伯來文，在不同英文譯本中譯為「野豌豆（vetch）」、「葫蘆籽（fitches）」或「斯佩耳特小麥（spelt）」（</w:t>
+      </w:r>
+      <w:hyperlink r:id="rId20">
+        <w:r>
+          <w:rPr>
+            <w:lang w:val="zh_TW" w:bidi="zh_TW"/>
+          </w:rPr>
+          <w:rPr>
+            <w:color w:val="0000EE"/>
+            <w:u w:val="single"/>
+          </w:rPr>
+          <w:t>出9:32</w:t>
+        </w:r>
+      </w:hyperlink>
+      <w:r>
+        <w:rPr>
+          <w:lang w:val="zh_TW" w:bidi="zh_TW"/>
+        </w:rPr>
+        <w:t>；</w:t>
+      </w:r>
+      <w:hyperlink r:id="rId21">
+        <w:r>
+          <w:rPr>
+            <w:lang w:val="zh_TW" w:bidi="zh_TW"/>
+          </w:rPr>
+          <w:rPr>
+            <w:color w:val="0000EE"/>
+            <w:u w:val="single"/>
+          </w:rPr>
+          <w:t>賽28:25</w:t>
+        </w:r>
+      </w:hyperlink>
+      <w:r>
+        <w:rPr>
+          <w:lang w:val="zh_TW" w:bidi="zh_TW"/>
+        </w:rPr>
+        <w:t>；</w:t>
+      </w:r>
+      <w:hyperlink r:id="rId22">
+        <w:r>
+          <w:rPr>
+            <w:lang w:val="zh_TW" w:bidi="zh_TW"/>
+          </w:rPr>
+          <w:rPr>
+            <w:color w:val="0000EE"/>
+            <w:u w:val="single"/>
+          </w:rPr>
+          <w:t>結4:9</w:t>
+        </w:r>
+      </w:hyperlink>
+      <w:r>
+        <w:rPr>
+          <w:lang w:val="zh_TW" w:bidi="zh_TW"/>
+        </w:rPr>
+        <w:t>）。粗麥是一種耐寒的草，即使在貧瘠的土壤上也能生長出穀物。粗麥餅普及於北歐及在某種程度上流行於埃及（</w:t>
+      </w:r>
+      <w:hyperlink r:id="rId20">
+        <w:r>
+          <w:rPr>
+            <w:lang w:val="zh_TW" w:bidi="zh_TW"/>
+          </w:rPr>
+          <w:rPr>
+            <w:color w:val="0000EE"/>
+            <w:u w:val="single"/>
+          </w:rPr>
+          <w:t>出9:32</w:t>
+        </w:r>
+      </w:hyperlink>
+      <w:r>
+        <w:rPr>
+          <w:lang w:val="zh_TW" w:bidi="zh_TW"/>
+        </w:rPr>
+        <w:t>）。</w:t>
+      </w:r>
+      <w:hyperlink r:id="rId23">
+        <w:r>
+          <w:rPr>
+            <w:lang w:val="zh_TW" w:bidi="zh_TW"/>
+          </w:rPr>
+          <w:rPr>
+            <w:color w:val="0000EE"/>
+            <w:u w:val="single"/>
+          </w:rPr>
+          <w:t>以賽亞書二十八章24至28節</w:t>
+        </w:r>
+      </w:hyperlink>
+      <w:r>
+        <w:rPr>
+          <w:lang w:val="zh_TW" w:bidi="zh_TW"/>
+        </w:rPr>
+        <w:t>總結了農民在種植各種種子和打穀的工作。猶太人偶爾用粗麥製作麵包（</w:t>
+      </w:r>
+      <w:hyperlink r:id="rId22">
+        <w:r>
+          <w:rPr>
+            <w:lang w:val="zh_TW" w:bidi="zh_TW"/>
+          </w:rPr>
+          <w:rPr>
+            <w:color w:val="0000EE"/>
+            <w:u w:val="single"/>
+          </w:rPr>
+          <w:t>結4:9</w:t>
+        </w:r>
+      </w:hyperlink>
+      <w:r>
+        <w:rPr>
+          <w:lang w:val="zh_TW" w:bidi="zh_TW"/>
+        </w:rPr>
+        <w:t>），但通常用來餵養牲畜。</w:t>
+      </w:r>
+    </w:p>
+    <w:p>
+      <w:pPr>
+        <w:pStyle w:val="Heading4"/>
+      </w:pPr>
+      <w:r>
+        <w:rPr>
+          <w:lang w:val="zh_TW" w:bidi="zh_TW"/>
+        </w:rPr>
+        <w:t>其它種子</w:t>
+      </w:r>
+    </w:p>
+    <w:p>
+      <w:pPr/>
+      <w:r>
+        <w:rPr>
+          <w:lang w:val="zh_TW" w:bidi="zh_TW"/>
+        </w:rPr>
+      </w:r>
+      <w:r>
+        <w:rPr>
+          <w:lang w:val="zh_TW" w:bidi="zh_TW"/>
+        </w:rPr>
+        <w:t>豆子、紅豆和小米被磨碎後，與小麥、大麥和粗麥混合製成餅（</w:t>
+      </w:r>
+      <w:hyperlink r:id="rId22">
+        <w:r>
+          <w:rPr>
+            <w:lang w:val="zh_TW" w:bidi="zh_TW"/>
+          </w:rPr>
+          <w:rPr>
+            <w:color w:val="0000EE"/>
+            <w:u w:val="single"/>
+          </w:rPr>
+          <w:t>結4:9</w:t>
+        </w:r>
+      </w:hyperlink>
+      <w:r>
+        <w:rPr>
+          <w:lang w:val="zh_TW" w:bidi="zh_TW"/>
+        </w:rPr>
+        <w:t>）。先知以西結食用這種混合的食物，作為猶太人在被擄到外邦人中時所吃的「不潔淨的食物」的象徵。</w:t>
+      </w:r>
+    </w:p>
+    <w:p>
+      <w:pPr>
+        <w:pStyle w:val="Heading4"/>
+      </w:pPr>
+      <w:r>
+        <w:rPr>
+          <w:lang w:val="zh_TW" w:bidi="zh_TW"/>
+        </w:rPr>
+        <w:t>嗎哪</w:t>
+      </w:r>
+    </w:p>
+    <w:p>
+      <w:pPr/>
+      <w:r>
+        <w:rPr>
+          <w:lang w:val="zh_TW" w:bidi="zh_TW"/>
+        </w:rPr>
+      </w:r>
+      <w:hyperlink r:id="rId24">
+        <w:r>
+          <w:rPr>
+            <w:lang w:val="zh_TW" w:bidi="zh_TW"/>
+          </w:rPr>
+          <w:rPr>
+            <w:color w:val="0000EE"/>
+            <w:u w:val="single"/>
+          </w:rPr>
+          <w:t>民數記十一章8節</w:t>
+        </w:r>
+      </w:hyperlink>
+      <w:r>
+        <w:rPr>
+          <w:lang w:val="zh_TW" w:bidi="zh_TW"/>
+        </w:rPr>
+        <w:t>告訴我們，百姓用磨將嗎哪磨碎，或用臼搗碎，然後在鍋中烤成餅。然而，神稱嗎哪為原本的餅（見</w:t>
       </w:r>
       <w:hyperlink r:id="rId25">
         <w:r>
@@ -595,9 +657,15 @@
             <w:color w:val="0000EE"/>
             <w:u w:val="single"/>
           </w:rPr>
-          <w:t>約1:44，</w:t>
+          <w:t>出16:4–32</w:t>
         </w:r>
       </w:hyperlink>
+      <w:r>
+        <w:rPr>
+          <w:lang w:val="zh_TW" w:bidi="zh_TW"/>
+        </w:rPr>
+        <w:t>）。它看起來像芫荽籽（</w:t>
+      </w:r>
       <w:hyperlink r:id="rId26">
         <w:r>
           <w:rPr>
@@ -607,14 +675,14 @@
             <w:color w:val="0000EE"/>
             <w:u w:val="single"/>
           </w:rPr>
-          <w:t>12:21</w:t>
+          <w:t>出16:31</w:t>
         </w:r>
       </w:hyperlink>
       <w:r>
         <w:rPr>
           <w:lang w:val="zh_TW" w:bidi="zh_TW"/>
         </w:rPr>
-        <w:t>）。儘管耶穌在那裡行了神蹟，伯賽大的人仍然不信祂。因此，耶穌警告說，災難將降臨到這個城（</w:t>
+        <w:t>；</w:t>
       </w:r>
       <w:hyperlink r:id="rId27">
         <w:r>
@@ -625,14 +693,14 @@
             <w:color w:val="0000EE"/>
             <w:u w:val="single"/>
           </w:rPr>
-          <w:t>太11:21–22</w:t>
+          <w:t>民11:7</w:t>
         </w:r>
       </w:hyperlink>
       <w:r>
         <w:rPr>
           <w:lang w:val="zh_TW" w:bidi="zh_TW"/>
         </w:rPr>
-        <w:t>；</w:t>
+        <w:t>）；因此，這些淡白色的顆粒比小麥更小。希伯來人抱怨他們沒有餅，甚至厭惡「這淡薄的食物」（</w:t>
       </w:r>
       <w:hyperlink r:id="rId28">
         <w:r>
@@ -643,14 +711,14 @@
             <w:color w:val="0000EE"/>
             <w:u w:val="single"/>
           </w:rPr>
-          <w:t>路10:13</w:t>
+          <w:t>民21:5</w:t>
         </w:r>
       </w:hyperlink>
       <w:r>
         <w:rPr>
           <w:lang w:val="zh_TW" w:bidi="zh_TW"/>
         </w:rPr>
-        <w:t>）。一個瞎子在伯賽大得醫治（</w:t>
+        <w:t>）。詩篇作者稱它為「大能者的食物」（</w:t>
       </w:r>
       <w:hyperlink r:id="rId29">
         <w:r>
@@ -661,14 +729,126 @@
             <w:color w:val="0000EE"/>
             <w:u w:val="single"/>
           </w:rPr>
-          <w:t>可8:22–26</w:t>
+          <w:t>詩78:25</w:t>
         </w:r>
       </w:hyperlink>
       <w:r>
         <w:rPr>
           <w:lang w:val="zh_TW" w:bidi="zh_TW"/>
         </w:rPr>
-        <w:t>），此外，耶穌在伯賽大附近用五餅二魚的神蹟餵飽了五千多人（</w:t>
+        <w:t>）。</w:t>
+      </w:r>
+    </w:p>
+    <w:p>
+      <w:pPr>
+        <w:pStyle w:val="Heading3"/>
+      </w:pPr>
+      <w:r>
+        <w:rPr>
+          <w:lang w:val="zh_TW" w:bidi="zh_TW"/>
+        </w:rPr>
+        <w:t>製作餅所用的器具</w:t>
+      </w:r>
+    </w:p>
+    <w:p>
+      <w:pPr/>
+      <w:r>
+        <w:rPr>
+          <w:lang w:val="zh_TW" w:bidi="zh_TW"/>
+        </w:rPr>
+      </w:r>
+      <w:r>
+        <w:rPr>
+          <w:lang w:val="zh_TW" w:bidi="zh_TW"/>
+        </w:rPr>
+        <w:t>埃及馬斯塔巴墓（</w:t>
+      </w:r>
+      <w:r>
+        <w:rPr>
+          <w:lang w:val="zh_TW" w:bidi="zh_TW"/>
+        </w:rPr>
+        <w:t>mastaba tombs</w:t>
+      </w:r>
+      <w:r>
+        <w:rPr>
+          <w:lang w:val="zh_TW" w:bidi="zh_TW"/>
+        </w:rPr>
+        <w:t>）中的淺浮雕（bas-reliefs ）展示了古代近東烘焙坊使用的大部分器具。</w:t>
+      </w:r>
+    </w:p>
+    <w:p>
+      <w:pPr>
+        <w:pStyle w:val="Heading4"/>
+      </w:pPr>
+      <w:r>
+        <w:rPr>
+          <w:lang w:val="zh_TW" w:bidi="zh_TW"/>
+        </w:rPr>
+        <w:t>篩子</w:t>
+      </w:r>
+    </w:p>
+    <w:p>
+      <w:pPr/>
+      <w:r>
+        <w:rPr>
+          <w:lang w:val="zh_TW" w:bidi="zh_TW"/>
+        </w:rPr>
+      </w:r>
+      <w:r>
+        <w:rPr>
+          <w:lang w:val="zh_TW" w:bidi="zh_TW"/>
+        </w:rPr>
+        <w:t>籃狀的過濾器，用來分離穀物中的細小雜質。</w:t>
+      </w:r>
+    </w:p>
+    <w:p>
+      <w:pPr>
+        <w:pStyle w:val="Heading4"/>
+      </w:pPr>
+      <w:r>
+        <w:rPr>
+          <w:lang w:val="zh_TW" w:bidi="zh_TW"/>
+        </w:rPr>
+        <w:t>磨石</w:t>
+      </w:r>
+    </w:p>
+    <w:p>
+      <w:pPr/>
+      <w:r>
+        <w:rPr>
+          <w:lang w:val="zh_TW" w:bidi="zh_TW"/>
+        </w:rPr>
+      </w:r>
+      <w:r>
+        <w:rPr>
+          <w:lang w:val="zh_TW" w:bidi="zh_TW"/>
+        </w:rPr>
+        <w:t>一對石頭設計成上石可以在下石上旋轉，將穀物碾碎成麵粉。</w:t>
+      </w:r>
+    </w:p>
+    <w:p>
+      <w:pPr>
+        <w:pStyle w:val="Heading4"/>
+      </w:pPr>
+      <w:r>
+        <w:rPr>
+          <w:lang w:val="zh_TW" w:bidi="zh_TW"/>
+        </w:rPr>
+        <w:t>罈</w:t>
+      </w:r>
+    </w:p>
+    <w:p>
+      <w:pPr/>
+      <w:r>
+        <w:rPr>
+          <w:lang w:val="zh_TW" w:bidi="zh_TW"/>
+        </w:rPr>
+      </w:r>
+      <w:r>
+        <w:rPr>
+          <w:lang w:val="zh_TW" w:bidi="zh_TW"/>
+        </w:rPr>
+        <w:t>裝有橄欖油、水和液體酵的陶罈，這些材料與麵粉混合製成麵團（</w:t>
       </w:r>
       <w:hyperlink r:id="rId30">
         <w:r>
@@ -679,7 +859,7 @@
             <w:color w:val="0000EE"/>
             <w:u w:val="single"/>
           </w:rPr>
-          <w:t>可6:34–45</w:t>
+          <w:t>利2:4</w:t>
         </w:r>
       </w:hyperlink>
       <w:r>
@@ -689,6 +869,576 @@
         <w:t>；</w:t>
       </w:r>
       <w:hyperlink r:id="rId31">
+        <w:r>
+          <w:rPr>
+            <w:lang w:val="zh_TW" w:bidi="zh_TW"/>
+          </w:rPr>
+          <w:rPr>
+            <w:color w:val="0000EE"/>
+            <w:u w:val="single"/>
+          </w:rPr>
+          <w:t>王上17:12–16</w:t>
+        </w:r>
+      </w:hyperlink>
+      <w:r>
+        <w:rPr>
+          <w:lang w:val="zh_TW" w:bidi="zh_TW"/>
+        </w:rPr>
+        <w:t>）。</w:t>
+      </w:r>
+    </w:p>
+    <w:p>
+      <w:pPr>
+        <w:pStyle w:val="Heading4"/>
+      </w:pPr>
+      <w:r>
+        <w:rPr>
+          <w:lang w:val="zh_TW" w:bidi="zh_TW"/>
+        </w:rPr>
+        <w:t>盆</w:t>
+      </w:r>
+    </w:p>
+    <w:p>
+      <w:pPr/>
+      <w:r>
+        <w:rPr>
+          <w:lang w:val="zh_TW" w:bidi="zh_TW"/>
+        </w:rPr>
+      </w:r>
+      <w:r>
+        <w:rPr>
+          <w:lang w:val="zh_TW" w:bidi="zh_TW"/>
+        </w:rPr>
+        <w:t>摶麵盆（</w:t>
+      </w:r>
+      <w:hyperlink r:id="rId32">
+        <w:r>
+          <w:rPr>
+            <w:lang w:val="zh_TW" w:bidi="zh_TW"/>
+          </w:rPr>
+          <w:rPr>
+            <w:color w:val="0000EE"/>
+            <w:u w:val="single"/>
+          </w:rPr>
+          <w:t>出8:3，</w:t>
+        </w:r>
+      </w:hyperlink>
+      <w:hyperlink r:id="rId33">
+        <w:r>
+          <w:rPr>
+            <w:lang w:val="zh_TW" w:bidi="zh_TW"/>
+          </w:rPr>
+          <w:rPr>
+            <w:color w:val="0000EE"/>
+            <w:u w:val="single"/>
+          </w:rPr>
+          <w:t>12:34</w:t>
+        </w:r>
+      </w:hyperlink>
+      <w:r>
+        <w:rPr>
+          <w:lang w:val="zh_TW" w:bidi="zh_TW"/>
+        </w:rPr>
+        <w:t>；</w:t>
+      </w:r>
+      <w:hyperlink r:id="rId34">
+        <w:r>
+          <w:rPr>
+            <w:lang w:val="zh_TW" w:bidi="zh_TW"/>
+          </w:rPr>
+          <w:rPr>
+            <w:color w:val="0000EE"/>
+            <w:u w:val="single"/>
+          </w:rPr>
+          <w:t>申28:5、17</w:t>
+        </w:r>
+      </w:hyperlink>
+      <w:r>
+        <w:rPr>
+          <w:lang w:val="zh_TW" w:bidi="zh_TW"/>
+        </w:rPr>
+        <w:t>），由木製成的板或桌子，提供混合材料的空間。</w:t>
+      </w:r>
+    </w:p>
+    <w:p>
+      <w:pPr>
+        <w:pStyle w:val="Heading4"/>
+      </w:pPr>
+      <w:r>
+        <w:rPr>
+          <w:lang w:val="zh_TW" w:bidi="zh_TW"/>
+        </w:rPr>
+        <w:t>鍋</w:t>
+      </w:r>
+    </w:p>
+    <w:p>
+      <w:pPr/>
+      <w:r>
+        <w:rPr>
+          <w:lang w:val="zh_TW" w:bidi="zh_TW"/>
+        </w:rPr>
+      </w:r>
+      <w:r>
+        <w:rPr>
+          <w:lang w:val="zh_TW" w:bidi="zh_TW"/>
+        </w:rPr>
+        <w:t>窮人使用加熱的平石或爐子的內壁作為烤盤。大多數人使用以鐵的鐵鏊、盤或鍋（</w:t>
+      </w:r>
+      <w:hyperlink r:id="rId35">
+        <w:r>
+          <w:rPr>
+            <w:lang w:val="zh_TW" w:bidi="zh_TW"/>
+          </w:rPr>
+          <w:rPr>
+            <w:color w:val="0000EE"/>
+            <w:u w:val="single"/>
+          </w:rPr>
+          <w:t>利2:5，</w:t>
+        </w:r>
+      </w:hyperlink>
+      <w:hyperlink r:id="rId36">
+        <w:r>
+          <w:rPr>
+            <w:lang w:val="zh_TW" w:bidi="zh_TW"/>
+          </w:rPr>
+          <w:rPr>
+            <w:color w:val="0000EE"/>
+            <w:u w:val="single"/>
+          </w:rPr>
+          <w:t>6:21，</w:t>
+        </w:r>
+      </w:hyperlink>
+      <w:hyperlink r:id="rId37">
+        <w:r>
+          <w:rPr>
+            <w:lang w:val="zh_TW" w:bidi="zh_TW"/>
+          </w:rPr>
+          <w:rPr>
+            <w:color w:val="0000EE"/>
+            <w:u w:val="single"/>
+          </w:rPr>
+          <w:t>7:9；</w:t>
+        </w:r>
+      </w:hyperlink>
+      <w:hyperlink r:id="rId24">
+        <w:r>
+          <w:rPr>
+            <w:lang w:val="zh_TW" w:bidi="zh_TW"/>
+          </w:rPr>
+          <w:rPr>
+            <w:color w:val="0000EE"/>
+            <w:u w:val="single"/>
+          </w:rPr>
+          <w:t>民11:8；</w:t>
+        </w:r>
+      </w:hyperlink>
+      <w:hyperlink r:id="rId38">
+        <w:r>
+          <w:rPr>
+            <w:lang w:val="zh_TW" w:bidi="zh_TW"/>
+          </w:rPr>
+          <w:rPr>
+            <w:color w:val="0000EE"/>
+            <w:u w:val="single"/>
+          </w:rPr>
+          <w:t>代上9:31，</w:t>
+        </w:r>
+      </w:hyperlink>
+      <w:hyperlink r:id="rId39">
+        <w:r>
+          <w:rPr>
+            <w:lang w:val="zh_TW" w:bidi="zh_TW"/>
+          </w:rPr>
+          <w:rPr>
+            <w:color w:val="0000EE"/>
+            <w:u w:val="single"/>
+          </w:rPr>
+          <w:t>23:29；</w:t>
+        </w:r>
+      </w:hyperlink>
+      <w:hyperlink r:id="rId40">
+        <w:r>
+          <w:rPr>
+            <w:lang w:val="zh_TW" w:bidi="zh_TW"/>
+          </w:rPr>
+          <w:rPr>
+            <w:color w:val="0000EE"/>
+            <w:u w:val="single"/>
+          </w:rPr>
+          <w:t>代下35:13；</w:t>
+        </w:r>
+      </w:hyperlink>
+      <w:hyperlink r:id="rId41">
+        <w:r>
+          <w:rPr>
+            <w:lang w:val="zh_TW" w:bidi="zh_TW"/>
+          </w:rPr>
+          <w:rPr>
+            <w:color w:val="0000EE"/>
+            <w:u w:val="single"/>
+          </w:rPr>
+          <w:t>結4:3</w:t>
+        </w:r>
+      </w:hyperlink>
+      <w:r>
+        <w:rPr>
+          <w:lang w:val="zh_TW" w:bidi="zh_TW"/>
+        </w:rPr>
+        <w:t>）。這些鍋通常是平底的，配有長達五英（1.5公尺）的手柄。將麵團放在鐵板上即可加熱。</w:t>
+      </w:r>
+    </w:p>
+    <w:p>
+      <w:pPr>
+        <w:pStyle w:val="Heading4"/>
+      </w:pPr>
+      <w:r>
+        <w:rPr>
+          <w:lang w:val="zh_TW" w:bidi="zh_TW"/>
+        </w:rPr>
+        <w:t>爐</w:t>
+      </w:r>
+    </w:p>
+    <w:p>
+      <w:pPr/>
+      <w:r>
+        <w:rPr>
+          <w:lang w:val="zh_TW" w:bidi="zh_TW"/>
+        </w:rPr>
+      </w:r>
+      <w:r>
+        <w:rPr>
+          <w:lang w:val="zh_TW" w:bidi="zh_TW"/>
+        </w:rPr>
+        <w:t>有時烤爐有與火源隔開的烘烤室，但通常沒有。用木柴、枯草（</w:t>
+      </w:r>
+      <w:hyperlink r:id="rId42">
+        <w:r>
+          <w:rPr>
+            <w:lang w:val="zh_TW" w:bidi="zh_TW"/>
+          </w:rPr>
+          <w:rPr>
+            <w:color w:val="0000EE"/>
+            <w:u w:val="single"/>
+          </w:rPr>
+          <w:t>太6:30</w:t>
+        </w:r>
+      </w:hyperlink>
+      <w:r>
+        <w:rPr>
+          <w:lang w:val="zh_TW" w:bidi="zh_TW"/>
+        </w:rPr>
+        <w:t>）或糞便（</w:t>
+      </w:r>
+      <w:hyperlink r:id="rId43">
+        <w:r>
+          <w:rPr>
+            <w:lang w:val="zh_TW" w:bidi="zh_TW"/>
+          </w:rPr>
+          <w:rPr>
+            <w:color w:val="0000EE"/>
+            <w:u w:val="single"/>
+          </w:rPr>
+          <w:t>結4:12、15</w:t>
+        </w:r>
+      </w:hyperlink>
+      <w:r>
+        <w:rPr>
+          <w:lang w:val="zh_TW" w:bidi="zh_TW"/>
+        </w:rPr>
+        <w:t>）作為燃料來加熱烤爐（</w:t>
+      </w:r>
+      <w:hyperlink r:id="rId30">
+        <w:r>
+          <w:rPr>
+            <w:lang w:val="zh_TW" w:bidi="zh_TW"/>
+          </w:rPr>
+          <w:rPr>
+            <w:color w:val="0000EE"/>
+            <w:u w:val="single"/>
+          </w:rPr>
+          <w:t>利2:4，</w:t>
+        </w:r>
+      </w:hyperlink>
+      <w:hyperlink r:id="rId37">
+        <w:r>
+          <w:rPr>
+            <w:lang w:val="zh_TW" w:bidi="zh_TW"/>
+          </w:rPr>
+          <w:rPr>
+            <w:color w:val="0000EE"/>
+            <w:u w:val="single"/>
+          </w:rPr>
+          <w:t>7:9，</w:t>
+        </w:r>
+      </w:hyperlink>
+      <w:hyperlink r:id="rId44">
+        <w:r>
+          <w:rPr>
+            <w:lang w:val="zh_TW" w:bidi="zh_TW"/>
+          </w:rPr>
+          <w:rPr>
+            <w:color w:val="0000EE"/>
+            <w:u w:val="single"/>
+          </w:rPr>
+          <w:t>11:35，</w:t>
+        </w:r>
+      </w:hyperlink>
+      <w:hyperlink r:id="rId45">
+        <w:r>
+          <w:rPr>
+            <w:lang w:val="zh_TW" w:bidi="zh_TW"/>
+          </w:rPr>
+          <w:rPr>
+            <w:color w:val="0000EE"/>
+            <w:u w:val="single"/>
+          </w:rPr>
+          <w:t>26:26</w:t>
+        </w:r>
+      </w:hyperlink>
+      <w:r>
+        <w:rPr>
+          <w:lang w:val="zh_TW" w:bidi="zh_TW"/>
+        </w:rPr>
+        <w:t>；</w:t>
+      </w:r>
+      <w:hyperlink r:id="rId46">
+        <w:r>
+          <w:rPr>
+            <w:lang w:val="zh_TW" w:bidi="zh_TW"/>
+          </w:rPr>
+          <w:rPr>
+            <w:color w:val="0000EE"/>
+            <w:u w:val="single"/>
+          </w:rPr>
+          <w:t>何7:4–7</w:t>
+        </w:r>
+      </w:hyperlink>
+      <w:r>
+        <w:rPr>
+          <w:lang w:val="zh_TW" w:bidi="zh_TW"/>
+        </w:rPr>
+        <w:t>）。當爐壁和爐底的煤炭熱度足夠時，放置麵包的鐵板會被放入烤爐。扁平而硬的無酵餅或小的有酵餅（</w:t>
+      </w:r>
+      <w:hyperlink r:id="rId47">
+        <w:r>
+          <w:rPr>
+            <w:lang w:val="zh_TW" w:bidi="zh_TW"/>
+          </w:rPr>
+          <w:rPr>
+            <w:color w:val="0000EE"/>
+            <w:u w:val="single"/>
+          </w:rPr>
+          <w:t>太14:17</w:t>
+        </w:r>
+      </w:hyperlink>
+      <w:r>
+        <w:rPr>
+          <w:lang w:val="zh_TW" w:bidi="zh_TW"/>
+        </w:rPr>
+        <w:t>；</w:t>
+      </w:r>
+      <w:hyperlink r:id="rId48">
+        <w:r>
+          <w:rPr>
+            <w:lang w:val="zh_TW" w:bidi="zh_TW"/>
+          </w:rPr>
+          <w:rPr>
+            <w:color w:val="0000EE"/>
+            <w:u w:val="single"/>
+          </w:rPr>
+          <w:t>可6:38</w:t>
+        </w:r>
+      </w:hyperlink>
+      <w:r>
+        <w:rPr>
+          <w:lang w:val="zh_TW" w:bidi="zh_TW"/>
+        </w:rPr>
+        <w:t>；</w:t>
+      </w:r>
+      <w:hyperlink r:id="rId49">
+        <w:r>
+          <w:rPr>
+            <w:lang w:val="zh_TW" w:bidi="zh_TW"/>
+          </w:rPr>
+          <w:rPr>
+            <w:color w:val="0000EE"/>
+            <w:u w:val="single"/>
+          </w:rPr>
+          <w:t>路9:13</w:t>
+        </w:r>
+      </w:hyperlink>
+      <w:r>
+        <w:rPr>
+          <w:lang w:val="zh_TW" w:bidi="zh_TW"/>
+        </w:rPr>
+        <w:t>）在幾分鐘內就能烤好。直徑約一英尺的大餅會膨脹到超過三英寸（7.6厘米）厚，重量超過兩磅（0.9公斤），需要大約45分鐘烘烤（</w:t>
+      </w:r>
+      <w:hyperlink r:id="rId50">
+        <w:r>
+          <w:rPr>
+            <w:lang w:val="zh_TW" w:bidi="zh_TW"/>
+          </w:rPr>
+          <w:rPr>
+            <w:color w:val="0000EE"/>
+            <w:u w:val="single"/>
+          </w:rPr>
+          <w:t>撒上17:17</w:t>
+        </w:r>
+      </w:hyperlink>
+      <w:r>
+        <w:rPr>
+          <w:lang w:val="zh_TW" w:bidi="zh_TW"/>
+        </w:rPr>
+        <w:t>；</w:t>
+      </w:r>
+      <w:hyperlink r:id="rId51">
+        <w:r>
+          <w:rPr>
+            <w:lang w:val="zh_TW" w:bidi="zh_TW"/>
+          </w:rPr>
+          <w:rPr>
+            <w:color w:val="0000EE"/>
+            <w:u w:val="single"/>
+          </w:rPr>
+          <w:t>撒下16:1</w:t>
+        </w:r>
+      </w:hyperlink>
+      <w:r>
+        <w:rPr>
+          <w:lang w:val="zh_TW" w:bidi="zh_TW"/>
+        </w:rPr>
+        <w:t>）。</w:t>
+      </w:r>
+    </w:p>
+    <w:p>
+      <w:pPr>
+        <w:pStyle w:val="Heading4"/>
+      </w:pPr>
+      <w:r>
+        <w:rPr>
+          <w:lang w:val="zh_TW" w:bidi="zh_TW"/>
+        </w:rPr>
+        <w:t>餅作為象徵</w:t>
+      </w:r>
+    </w:p>
+    <w:p>
+      <w:pPr/>
+      <w:r>
+        <w:rPr>
+          <w:lang w:val="zh_TW" w:bidi="zh_TW"/>
+        </w:rPr>
+      </w:r>
+      <w:r>
+        <w:rPr>
+          <w:lang w:val="zh_TW" w:bidi="zh_TW"/>
+        </w:rPr>
+        <w:t>在聖經時代，餅對於生活與生存是至關重要的。正因如此，聖經用餅來教導屬靈的真理。在舊約時代，祭司必須把特別的餅放在會幕聖所裡的桌子上，然後放在聖殿裡（</w:t>
+      </w:r>
+      <w:hyperlink r:id="rId52">
+        <w:r>
+          <w:rPr>
+            <w:lang w:val="zh_TW" w:bidi="zh_TW"/>
+          </w:rPr>
+          <w:rPr>
+            <w:color w:val="0000EE"/>
+            <w:u w:val="single"/>
+          </w:rPr>
+          <w:t>出25:30</w:t>
+        </w:r>
+      </w:hyperlink>
+      <w:r>
+        <w:rPr>
+          <w:lang w:val="zh_TW" w:bidi="zh_TW"/>
+        </w:rPr>
+        <w:t>）。這種餅被稱為 「陳設餅」。</w:t>
+      </w:r>
+    </w:p>
+    <w:p>
+      <w:pPr/>
+      <w:r>
+        <w:rPr>
+          <w:lang w:val="zh_TW" w:bidi="zh_TW"/>
+        </w:rPr>
+      </w:r>
+      <w:r>
+        <w:rPr>
+          <w:lang w:val="zh_TW" w:bidi="zh_TW"/>
+        </w:rPr>
+        <w:t>舊約律法和耶穌都教導「人活著，不是單靠食物， 乃是靠神口裏所出的一切話。」（</w:t>
+      </w:r>
+      <w:hyperlink r:id="rId53">
+        <w:r>
+          <w:rPr>
+            <w:lang w:val="zh_TW" w:bidi="zh_TW"/>
+          </w:rPr>
+          <w:rPr>
+            <w:color w:val="0000EE"/>
+            <w:u w:val="single"/>
+          </w:rPr>
+          <w:t>太4:4</w:t>
+        </w:r>
+      </w:hyperlink>
+      <w:r>
+        <w:rPr>
+          <w:lang w:val="zh_TW" w:bidi="zh_TW"/>
+        </w:rPr>
+        <w:t>；</w:t>
+      </w:r>
+      <w:hyperlink r:id="rId54">
+        <w:r>
+          <w:rPr>
+            <w:lang w:val="zh_TW" w:bidi="zh_TW"/>
+          </w:rPr>
+          <w:rPr>
+            <w:color w:val="0000EE"/>
+            <w:u w:val="single"/>
+          </w:rPr>
+          <w:t>申8:3</w:t>
+        </w:r>
+      </w:hyperlink>
+      <w:r>
+        <w:rPr>
+          <w:lang w:val="zh_TW" w:bidi="zh_TW"/>
+        </w:rPr>
+        <w:t>）。四本福音書都記載了耶穌將有限的餅倍增來餵飽一大群人的故事（</w:t>
+      </w:r>
+      <w:hyperlink r:id="rId55">
+        <w:r>
+          <w:rPr>
+            <w:lang w:val="zh_TW" w:bidi="zh_TW"/>
+          </w:rPr>
+          <w:rPr>
+            <w:color w:val="0000EE"/>
+            <w:u w:val="single"/>
+          </w:rPr>
+          <w:t>太14:13–21</w:t>
+        </w:r>
+      </w:hyperlink>
+      <w:r>
+        <w:rPr>
+          <w:lang w:val="zh_TW" w:bidi="zh_TW"/>
+        </w:rPr>
+        <w:t>；</w:t>
+      </w:r>
+      <w:hyperlink r:id="rId56">
+        <w:r>
+          <w:rPr>
+            <w:lang w:val="zh_TW" w:bidi="zh_TW"/>
+          </w:rPr>
+          <w:rPr>
+            <w:color w:val="0000EE"/>
+            <w:u w:val="single"/>
+          </w:rPr>
+          <w:t>可6:30–44</w:t>
+        </w:r>
+      </w:hyperlink>
+      <w:r>
+        <w:rPr>
+          <w:lang w:val="zh_TW" w:bidi="zh_TW"/>
+        </w:rPr>
+        <w:t>；</w:t>
+      </w:r>
+      <w:hyperlink r:id="rId57">
         <w:r>
           <w:rPr>
             <w:lang w:val="zh_TW" w:bidi="zh_TW"/>
@@ -704,88 +1454,43 @@
         <w:rPr>
           <w:lang w:val="zh_TW" w:bidi="zh_TW"/>
         </w:rPr>
+        <w:t>；</w:t>
+      </w:r>
+      <w:hyperlink r:id="rId58">
+        <w:r>
+          <w:rPr>
+            <w:lang w:val="zh_TW" w:bidi="zh_TW"/>
+          </w:rPr>
+          <w:rPr>
+            <w:color w:val="0000EE"/>
+            <w:u w:val="single"/>
+          </w:rPr>
+          <w:t>約6:1–14</w:t>
+        </w:r>
+      </w:hyperlink>
+      <w:r>
+        <w:rPr>
+          <w:lang w:val="zh_TW" w:bidi="zh_TW"/>
+        </w:rPr>
+        <w:t>）。耶穌解釋說真正的「生命的糧」並非神從天上賜給曠野漂流以色列人的嗎哪。相反地，耶穌自己才是真正的生命的糧，祂賜人永生（</w:t>
+      </w:r>
+      <w:hyperlink r:id="rId59">
+        <w:r>
+          <w:rPr>
+            <w:lang w:val="zh_TW" w:bidi="zh_TW"/>
+          </w:rPr>
+          <w:rPr>
+            <w:color w:val="0000EE"/>
+            <w:u w:val="single"/>
+          </w:rPr>
+          <w:t>約6:28–35</w:t>
+        </w:r>
+      </w:hyperlink>
+      <w:r>
+        <w:rPr>
+          <w:lang w:val="zh_TW" w:bidi="zh_TW"/>
+        </w:rPr>
         <w:t>）。</w:t>
-        <w:br/>
-      </w:r>
-      <w:r>
-        <w:rPr>
-          <w:lang w:val="zh_TW" w:bidi="zh_TW"/>
-        </w:rPr>
-        <w:t>伯賽大在多份古代文獻中被提及，尤其是在公元一世紀公元的猶太歷史學家約瑟夫（Josephus）的著作中。曾經有一個理論認為有兩個伯賽大，分別位於加利利海的兩側。這個理論源於馬可福音的記載，其中暗示五千人吃飽的神蹟發生在伯賽大對岸，而路加福音則提到神蹟發生於伯賽大附近。一種解釋是，這個神蹟發生在伯賽大周圍地區，而到達該城的最快捷方式是橫渡湖的一部分。這種觀點對傳統認為的神蹟發生地（位於西岸的以塔加〔et-Tabgha〕，靠近迦百農）提出了質疑，但比認為存在兩個如此接近的伯賽大的理論更為合理。</w:t>
-        <w:br/>
-      </w:r>
-      <w:r>
-        <w:rPr>
-          <w:lang w:val="zh_TW" w:bidi="zh_TW"/>
-        </w:rPr>
-        <w:t>伯賽大最初只是一個漁村，但在凱撒奧古斯都去世後，大希律的兒子分封王腓力將它擴建並美化。根據約瑟夫的記載，腓力後來被埋葬在伯賽大。該城以奧古斯都的女兒猶利亞（Julia）的名字重新命名，稱為猶利亞城（Julias）。約瑟夫在公元66至70年第一次猶太起義期間擔任軍事指揮官時，也曾保衛伯賽大。</w:t>
-        <w:br/>
-      </w:r>
-      <w:r>
-        <w:rPr>
-          <w:lang w:val="zh_TW" w:bidi="zh_TW"/>
-        </w:rPr>
-        <w:t>約瑟夫描述伯賽大為「位於革尼撒勒湖」（加利利海的另一個名字）旁，但「靠近約旦河」。他還提到它位於下高拉尼提斯（Lower Gaulanitis），這是一個鄰接加利利海東北部的地區。然而，至今尚未在湖邊或河邊發現符合伯賽大規模或描述的古代遺址。有建議認為阿拉廢丘（el-Araj）是伯賽大的遺址，但支持的考古證據很少。而位於距湖約3.2公里（兩英里）的泰勒遺址（et-Tell）則發現重要的羅馬佔領及建築活動的痕跡，目前被認為是古代伯賽大的最可能位置。</w:t>
-      </w:r>
-    </w:p>
-    <w:p>
-      <w:pPr>
-        <w:pStyle w:val="ListNumber"/>
-        <w:spacing w:line="240" w:lineRule="auto"/>
-        <w:ind w:left="720"/>
-      </w:pPr>
-      <w:r>
-        <w:rPr>
-          <w:lang w:val="zh_TW" w:bidi="zh_TW"/>
-        </w:rPr>
-      </w:r>
-      <w:r>
-        <w:rPr>
-          <w:lang w:val="zh_TW" w:bidi="zh_TW"/>
-        </w:rPr>
-        <w:t>於耶路撒冷的一個池子的名稱，也被稱為畢士大或伯薩大。</w:t>
-        <w:br/>
-      </w:r>
-      <w:r>
-        <w:rPr>
-          <w:i/>
-          <w:lang w:val="zh_TW" w:bidi="zh_TW"/>
-        </w:rPr>
-        <w:t>見</w:t>
-      </w:r>
-      <w:r>
-        <w:rPr>
-          <w:lang w:val="zh_TW" w:bidi="zh_TW"/>
-        </w:rPr>
-        <w:t xml:space="preserve"> </w:t>
-      </w:r>
-      <w:r>
-        <w:rPr>
-          <w:lang w:val="zh_TW" w:bidi="zh_TW"/>
-        </w:rPr>
-        <w:t>畢士大；</w:t>
-      </w:r>
-      <w:r>
-        <w:rPr>
-          <w:lang w:val="zh_TW" w:bidi="zh_TW"/>
-        </w:rPr>
-        <w:t>伯薩大</w:t>
-      </w:r>
-      <w:r>
-        <w:rPr>
-          <w:lang w:val="zh_TW" w:bidi="zh_TW"/>
-        </w:rPr>
-        <w:t>。</w:t>
-      </w:r>
-      <w:r>
-        <w:rPr>
-          <w:lang w:val="zh_TW" w:bidi="zh_TW"/>
-        </w:rPr>
-      </w:r>
-      <w:r>
-        <w:rPr>
-          <w:lang w:val="zh_TW" w:bidi="zh_TW"/>
-        </w:rPr>
       </w:r>
     </w:p>
     <w:p>
@@ -795,21 +1500,47 @@
           <w:lang w:val="zh_TW" w:bidi="zh_TW"/>
         </w:rPr>
       </w:r>
-    </w:p>
-    <w:p>
-      <w:pPr>
-        <w:pStyle w:val="Heading2"/>
-      </w:pPr>
-      <w:r>
-        <w:rPr>
-          <w:lang w:val="zh_TW" w:bidi="zh_TW"/>
-        </w:rPr>
-        <w:t>伯‧珊，伯‧善</w:t>
-      </w:r>
-      <w:r>
-        <w:rPr>
-          <w:lang w:val="zh_TW" w:bidi="zh_TW"/>
-        </w:rPr>
+      <w:r>
+        <w:rPr>
+          <w:lang w:val="zh_TW" w:bidi="zh_TW"/>
+        </w:rPr>
+        <w:t>耶穌在死前，拿起餅和酒與門徒分享。祂把餅作為祂身體的象徵，把酒作為祂寶血的象徵。這是因為祂的死是為世人的罪而獻上的祭。門徒吃了這餅，喝了這酒，就接受了耶穌為他們的罪所獻的祭（</w:t>
+      </w:r>
+      <w:hyperlink r:id="rId60">
+        <w:r>
+          <w:rPr>
+            <w:lang w:val="zh_TW" w:bidi="zh_TW"/>
+          </w:rPr>
+          <w:rPr>
+            <w:color w:val="0000EE"/>
+            <w:u w:val="single"/>
+          </w:rPr>
+          <w:t>太26:26–29</w:t>
+        </w:r>
+      </w:hyperlink>
+      <w:r>
+        <w:rPr>
+          <w:lang w:val="zh_TW" w:bidi="zh_TW"/>
+        </w:rPr>
+        <w:t>）。</w:t>
+      </w:r>
+      <w:hyperlink r:id="rId61">
+        <w:r>
+          <w:rPr>
+            <w:lang w:val="zh_TW" w:bidi="zh_TW"/>
+          </w:rPr>
+          <w:rPr>
+            <w:color w:val="0000EE"/>
+            <w:u w:val="single"/>
+          </w:rPr>
+          <w:t>在啟示錄二章17節中</w:t>
+        </w:r>
+      </w:hyperlink>
+      <w:r>
+        <w:rPr>
+          <w:lang w:val="zh_TW" w:bidi="zh_TW"/>
+        </w:rPr>
+        <w:t>，耶穌做出了這個神秘的應許：「得勝的，我必將那隱藏的嗎哪賜給他」。</w:t>
       </w:r>
     </w:p>
     <w:p>
@@ -821,271 +1552,76 @@
       </w:r>
       <w:r>
         <w:rPr>
-          <w:lang w:val="zh_TW" w:bidi="zh_TW"/>
-        </w:rPr>
-        <w:t>位於亞熱帶約旦谷地、一具有戰略性地位的巴勒斯坦城。它位於加利利海以南24.1公里（15英里），距約旦河以西6.4公里（4英里）。</w:t>
-      </w:r>
-    </w:p>
-    <w:p>
-      <w:pPr/>
-      <w:r>
-        <w:rPr>
-          <w:lang w:val="zh_TW" w:bidi="zh_TW"/>
-        </w:rPr>
-      </w:r>
-      <w:r>
-        <w:rPr>
-          <w:lang w:val="zh_TW" w:bidi="zh_TW"/>
-        </w:rPr>
-        <w:t>伯‧珊（又稱伯‧善）位於耶斯列平原的東端，守護著一個重要的約旦河渡口。該城位於兩條貿易路線的交會點，一條向北通往加利利和大馬士革，另一條向西穿越耶斯列平原和撒馬利亞山區。</w:t>
-      </w:r>
-    </w:p>
-    <w:p>
-      <w:pPr/>
-      <w:r>
-        <w:rPr>
-          <w:lang w:val="zh_TW" w:bidi="zh_TW"/>
-        </w:rPr>
-      </w:r>
-      <w:r>
-        <w:rPr>
-          <w:lang w:val="zh_TW" w:bidi="zh_TW"/>
-        </w:rPr>
-        <w:t>當非利士人在基利波山的戰役中擊敗以色列和掃羅王時，伯‧珊是一個非利士人的城。掃羅和他兒子的屍體被羞辱地掛在城牆上，掃羅的頭被展示在大袞的廟中，大袞是一位非利士的神（</w:t>
-      </w:r>
-      <w:hyperlink r:id="rId32">
-        <w:r>
-          <w:rPr>
-            <w:lang w:val="zh_TW" w:bidi="zh_TW"/>
-          </w:rPr>
-          <w:rPr>
-            <w:color w:val="0000EE"/>
-            <w:u w:val="single"/>
-          </w:rPr>
-          <w:t>撒上31:10</w:t>
-        </w:r>
-      </w:hyperlink>
-      <w:r>
-        <w:rPr>
-          <w:lang w:val="zh_TW" w:bidi="zh_TW"/>
-        </w:rPr>
-        <w:t>–</w:t>
-      </w:r>
-      <w:hyperlink r:id="rId32">
-        <w:r>
-          <w:rPr>
-            <w:lang w:val="zh_TW" w:bidi="zh_TW"/>
-          </w:rPr>
-          <w:rPr>
-            <w:color w:val="0000EE"/>
-            <w:u w:val="single"/>
-          </w:rPr>
-          <w:t>13</w:t>
-        </w:r>
-      </w:hyperlink>
+          <w:i/>
+          <w:lang w:val="zh_TW" w:bidi="zh_TW"/>
+        </w:rPr>
+        <w:t>另見</w:t>
+      </w:r>
+      <w:r>
+        <w:rPr>
+          <w:lang w:val="zh_TW" w:bidi="zh_TW"/>
+        </w:rPr>
+        <w:t xml:space="preserve"> </w:t>
+      </w:r>
+      <w:r>
+        <w:rPr>
+          <w:lang w:val="zh_TW" w:bidi="zh_TW"/>
+        </w:rPr>
+        <w:t>食物和食物準備</w:t>
+      </w:r>
       <w:r>
         <w:rPr>
           <w:lang w:val="zh_TW" w:bidi="zh_TW"/>
         </w:rPr>
         <w:t>；</w:t>
       </w:r>
-      <w:hyperlink r:id="rId33">
-        <w:r>
-          <w:rPr>
-            <w:lang w:val="zh_TW" w:bidi="zh_TW"/>
-          </w:rPr>
-          <w:rPr>
-            <w:color w:val="0000EE"/>
-            <w:u w:val="single"/>
-          </w:rPr>
-          <w:t>撒下21:12</w:t>
-        </w:r>
-      </w:hyperlink>
-      <w:r>
-        <w:rPr>
-          <w:lang w:val="zh_TW" w:bidi="zh_TW"/>
-        </w:rPr>
-        <w:t>–</w:t>
-      </w:r>
-      <w:hyperlink r:id="rId33">
-        <w:r>
-          <w:rPr>
-            <w:lang w:val="zh_TW" w:bidi="zh_TW"/>
-          </w:rPr>
-          <w:rPr>
-            <w:color w:val="0000EE"/>
-            <w:u w:val="single"/>
-          </w:rPr>
-          <w:t>14</w:t>
-        </w:r>
-      </w:hyperlink>
+      <w:r>
+        <w:rPr>
+          <w:lang w:val="zh_TW" w:bidi="zh_TW"/>
+        </w:rPr>
+        <w:t>餐食的意義</w:t>
+      </w:r>
       <w:r>
         <w:rPr>
           <w:lang w:val="zh_TW" w:bidi="zh_TW"/>
         </w:rPr>
         <w:t>；</w:t>
       </w:r>
-      <w:hyperlink r:id="rId34">
-        <w:r>
-          <w:rPr>
-            <w:lang w:val="zh_TW" w:bidi="zh_TW"/>
-          </w:rPr>
-          <w:rPr>
-            <w:color w:val="0000EE"/>
-            <w:u w:val="single"/>
-          </w:rPr>
-          <w:t>代上10:8</w:t>
-        </w:r>
-      </w:hyperlink>
-      <w:r>
-        <w:rPr>
-          <w:lang w:val="zh_TW" w:bidi="zh_TW"/>
-        </w:rPr>
-        <w:t>–</w:t>
-      </w:r>
-      <w:hyperlink r:id="rId34">
-        <w:r>
-          <w:rPr>
-            <w:lang w:val="zh_TW" w:bidi="zh_TW"/>
-          </w:rPr>
-          <w:rPr>
-            <w:color w:val="0000EE"/>
-            <w:u w:val="single"/>
-          </w:rPr>
-          <w:t>10</w:t>
-        </w:r>
-      </w:hyperlink>
-      <w:r>
-        <w:rPr>
-          <w:lang w:val="zh_TW" w:bidi="zh_TW"/>
-        </w:rPr>
-        <w:t>）。後來，這座城成為大衛王國的一部分。</w:t>
-      </w:r>
-    </w:p>
-    <w:p>
-      <w:pPr/>
-      <w:r>
-        <w:rPr>
-          <w:lang w:val="zh_TW" w:bidi="zh_TW"/>
-        </w:rPr>
-      </w:r>
-      <w:r>
-        <w:rPr>
-          <w:lang w:val="zh_TW" w:bidi="zh_TW"/>
-        </w:rPr>
-        <w:t>伯‧珊被認為是現代的胡斯恩遺址（Tell el-Husn）。這一點由兩份提到伯‧珊名字的埃及文獻所證實。該遺址或土丘高64.9公尺（13英尺），底部周長約804.5公尺（半英里）。在以色列征服迦南時，包括伯‧珊在內的地區屬於以薩迦支派的領地，後來被瑪拿西支派佔領（</w:t>
-      </w:r>
-      <w:hyperlink r:id="rId35">
-        <w:r>
-          <w:rPr>
-            <w:lang w:val="zh_TW" w:bidi="zh_TW"/>
-          </w:rPr>
-          <w:rPr>
-            <w:color w:val="0000EE"/>
-            <w:u w:val="single"/>
-          </w:rPr>
-          <w:t>書17:11</w:t>
-        </w:r>
-      </w:hyperlink>
-      <w:r>
-        <w:rPr>
-          <w:lang w:val="zh_TW" w:bidi="zh_TW"/>
-        </w:rPr>
-        <w:t>）。在所羅門王的統治時期，伯‧珊是巴拿地區的一部分（</w:t>
-      </w:r>
-      <w:hyperlink r:id="rId36">
-        <w:r>
-          <w:rPr>
-            <w:lang w:val="zh_TW" w:bidi="zh_TW"/>
-          </w:rPr>
-          <w:rPr>
-            <w:color w:val="0000EE"/>
-            <w:u w:val="single"/>
-          </w:rPr>
-          <w:t>王上4:12</w:t>
-        </w:r>
-      </w:hyperlink>
-      <w:r>
-        <w:rPr>
-          <w:lang w:val="zh_TW" w:bidi="zh_TW"/>
-        </w:rPr>
-        <w:t>）。</w:t>
-      </w:r>
-    </w:p>
-    <w:p>
-      <w:pPr/>
-      <w:r>
-        <w:rPr>
-          <w:lang w:val="zh_TW" w:bidi="zh_TW"/>
-        </w:rPr>
-      </w:r>
-      <w:r>
-        <w:rPr>
-          <w:lang w:val="zh_TW" w:bidi="zh_TW"/>
-        </w:rPr>
-        <w:t>這座城在公元前10世紀被埃及法老</w:t>
-      </w:r>
-      <w:r>
-        <w:rPr>
-          <w:lang w:val="zh_TW" w:bidi="zh_TW"/>
-        </w:rPr>
-        <w:t>舍順克一世</w:t>
-      </w:r>
-      <w:r>
-        <w:rPr>
-          <w:lang w:val="zh_TW" w:bidi="zh_TW"/>
-        </w:rPr>
-        <w:t>（Sheshonk I）摧毀。在舊約時期往後的時間裡，伯‧珊的地位並不顯著。在巴比倫被擄時期和被擄歸回後的波斯時期，伯‧珊偶爾被佔領。</w:t>
-      </w:r>
-    </w:p>
-    <w:p>
-      <w:pPr/>
-      <w:r>
-        <w:rPr>
-          <w:lang w:val="zh_TW" w:bidi="zh_TW"/>
-        </w:rPr>
-      </w:r>
-      <w:r>
-        <w:rPr>
-          <w:lang w:val="zh_TW" w:bidi="zh_TW"/>
-        </w:rPr>
-        <w:t>在希臘化時期，伯‧珊被命名為西古提波利斯（Scythopolis），因為埃及王托勒密二世（Ptolemy II）安置了西西安傭兵（Scythian mercenaries）於此。當地修建了希臘神狄俄尼索斯（Dionysus）和宙斯（Zeus）的神廟。在哈斯蒙尼家族（Hasmonean）王朝時期，伯‧珊成為一個重要的行政中心。伯‧珊作為希臘-羅馬商業城的聯盟（即低加波里的成員，</w:t>
-      </w:r>
-      <w:hyperlink r:id="rId37">
-        <w:r>
-          <w:rPr>
-            <w:lang w:val="zh_TW" w:bidi="zh_TW"/>
-          </w:rPr>
-          <w:rPr>
-            <w:color w:val="0000EE"/>
-            <w:u w:val="single"/>
-          </w:rPr>
-          <w:t>太4:25</w:t>
-        </w:r>
-      </w:hyperlink>
+      <w:r>
+        <w:rPr>
+          <w:lang w:val="zh_TW" w:bidi="zh_TW"/>
+        </w:rPr>
+        <w:t>陳設餅</w:t>
+      </w:r>
       <w:r>
         <w:rPr>
           <w:lang w:val="zh_TW" w:bidi="zh_TW"/>
         </w:rPr>
         <w:t>；</w:t>
       </w:r>
-      <w:hyperlink r:id="rId38">
-        <w:r>
-          <w:rPr>
-            <w:lang w:val="zh_TW" w:bidi="zh_TW"/>
-          </w:rPr>
-          <w:rPr>
-            <w:color w:val="0000EE"/>
-            <w:u w:val="single"/>
-          </w:rPr>
-          <w:t>可7:31</w:t>
-        </w:r>
-      </w:hyperlink>
-      <w:r>
-        <w:rPr>
-          <w:lang w:val="zh_TW" w:bidi="zh_TW"/>
-        </w:rPr>
-        <w:t>），它繁榮發展，也是該聯盟中唯一一座位於約旦河西側的城。</w:t>
+      <w:r>
+        <w:rPr>
+          <w:lang w:val="zh_TW" w:bidi="zh_TW"/>
+        </w:rPr>
+        <w:t>酵</w:t>
+      </w:r>
+      <w:r>
+        <w:rPr>
+          <w:lang w:val="zh_TW" w:bidi="zh_TW"/>
+        </w:rPr>
+        <w:t>；</w:t>
+      </w:r>
+      <w:r>
+        <w:rPr>
+          <w:lang w:val="zh_TW" w:bidi="zh_TW"/>
+        </w:rPr>
+        <w:t>無酵餅</w:t>
+      </w:r>
+      <w:r>
+        <w:rPr>
+          <w:lang w:val="zh_TW" w:bidi="zh_TW"/>
+        </w:rPr>
+        <w:t>。</w:t>
       </w:r>
       <w:r>
         <w:rPr>
@@ -2987,18 +3523,6 @@
   </w:num>
   <w:num w:numId="13" w16cid:durableId="592781308">
     <w:abstractNumId w:val="11"/>
-  </w:num>
-  <w:num w:numId="14">
-    <w:abstractNumId w:val="3"/>
-    <w:lvlOverride w:ilvl="0">
-      <w:startOverride w:val="1"/>
-    </w:lvlOverride>
-  </w:num>
-  <w:num w:numId="15">
-    <w:abstractNumId w:val="3"/>
-    <w:lvlOverride w:ilvl="0">
-      <w:startOverride w:val="1"/>
-    </w:lvlOverride>
   </w:num>
   <w:numIdMacAtCleanup w:val="10"/>
 </w:numbering>

--- a/zht/docx/011.content.docx
+++ b/zht/docx/011.content.docx
@@ -19,7 +19,7 @@
         <w:rPr>
           <w:lang w:val="zh_TW" w:bidi="zh_TW"/>
         </w:rPr>
-        <w:t>Resource: Tyndale Open Bible Dictionary</w:t>
+        <w:t>Resource: Aquifer Open Bible Dictionary</w:t>
       </w:r>
       <w:r>
         <w:rPr>
@@ -112,7 +112,7 @@
         <w:rPr>
           <w:lang w:val="zh_TW" w:bidi="zh_TW"/>
         </w:rPr>
-        <w:t>Tyndale Open Bible Dictionary</w:t>
+        <w:t>Aquifer Open Bible Dictionary</w:t>
       </w:r>
     </w:p>
     <w:p>

--- a/zht/docx/011.content.docx
+++ b/zht/docx/011.content.docx
@@ -149,7 +149,7 @@
         <w:rPr>
           <w:lang w:val="zh_TW" w:bidi="zh_TW"/>
         </w:rPr>
-        <w:t>bing</w:t>
+        <w:t>bie</w:t>
       </w:r>
       <w:r>
         <w:rPr>
@@ -212,7 +212,7 @@
         <w:rPr>
           <w:lang w:val="zh_TW" w:bidi="zh_TW"/>
         </w:rPr>
-        <w:t>餅</w:t>
+        <w:t>別是巴</w:t>
       </w:r>
       <w:r>
         <w:rPr>
@@ -231,18 +231,43 @@
         <w:rPr>
           <w:lang w:val="zh_TW" w:bidi="zh_TW"/>
         </w:rPr>
-        <w:t>由穀物的麵粉或粉料揉製麵團後所製成的食物。</w:t>
+        <w:t>別是巴在聖經中是應許之地最南端地區的名稱。它位於希伯崙西南約45.1公里（28英里）處，早期是南地曠野中的重要地點。夏甲曾帶著以實瑪利在這一帶漂流，亞伯拉罕也曾在這裡居住。後來，以撒（</w:t>
       </w:r>
-    </w:p>
-    <w:p>
-      <w:pPr>
-        <w:pStyle w:val="Heading3"/>
-      </w:pPr>
+      <w:hyperlink r:id="rId13">
+        <w:r>
+          <w:rPr>
+            <w:lang w:val="zh_TW" w:bidi="zh_TW"/>
+          </w:rPr>
+          <w:rPr>
+            <w:color w:val="0000EE"/>
+            <w:u w:val="single"/>
+          </w:rPr>
+          <w:t>創26:23</w:t>
+        </w:r>
+      </w:hyperlink>
       <w:r>
         <w:rPr>
           <w:lang w:val="zh_TW" w:bidi="zh_TW"/>
         </w:rPr>
-        <w:t>用於製作餅的種子種類</w:t>
+        <w:t>）和雅各（</w:t>
+      </w:r>
+      <w:hyperlink r:id="rId14">
+        <w:r>
+          <w:rPr>
+            <w:lang w:val="zh_TW" w:bidi="zh_TW"/>
+          </w:rPr>
+          <w:rPr>
+            <w:color w:val="0000EE"/>
+            <w:u w:val="single"/>
+          </w:rPr>
+          <w:t>46:1</w:t>
+        </w:r>
+      </w:hyperlink>
+      <w:r>
+        <w:rPr>
+          <w:lang w:val="zh_TW" w:bidi="zh_TW"/>
+        </w:rPr>
+        <w:t>）都在這個地區有重要的屬靈經歷。在後來的時代，別是巴仍然對許多希伯來人來說是一個重要的地方。</w:t>
       </w:r>
     </w:p>
     <w:p>
@@ -256,101 +281,8 @@
         <w:rPr>
           <w:lang w:val="zh_TW" w:bidi="zh_TW"/>
         </w:rPr>
-        <w:t>聖經提到小麥、大麥、粗麥、豆子、紅豆、小米和嗎哪被用來製作餅。</w:t>
+        <w:t>在希伯來王國時期，別是巴位於今日別是巴城東北約3.2公里（2英里）的別是巴遺址（Tell Beersheb）。近年的考古發掘顯示，希伯來人大約是在公元前12或11世紀建造了這座城。這裡很可能就是撒母耳的兒子們擔任士師並治理百姓的地方（</w:t>
       </w:r>
-    </w:p>
-    <w:p>
-      <w:pPr>
-        <w:pStyle w:val="Heading4"/>
-      </w:pPr>
-      <w:r>
-        <w:rPr>
-          <w:lang w:val="zh_TW" w:bidi="zh_TW"/>
-        </w:rPr>
-        <w:t>小麥</w:t>
-      </w:r>
-    </w:p>
-    <w:p>
-      <w:pPr/>
-      <w:r>
-        <w:rPr>
-          <w:lang w:val="zh_TW" w:bidi="zh_TW"/>
-        </w:rPr>
-      </w:r>
-      <w:r>
-        <w:rPr>
-          <w:lang w:val="zh_TW" w:bidi="zh_TW"/>
-        </w:rPr>
-        <w:t>聖經經常提到小麥（舊約中四個相關的希伯來文詞語共出現約48次，新約中一個相關的希臘文詞語出現14次）。硬冬小麥</w:t>
-      </w:r>
-      <w:r>
-        <w:rPr>
-          <w:i/>
-          <w:lang w:val="zh_TW" w:bidi="zh_TW"/>
-        </w:rPr>
-        <w:t>（Triticum aestivuum）</w:t>
-      </w:r>
-      <w:r>
-        <w:rPr>
-          <w:lang w:val="zh_TW" w:bidi="zh_TW"/>
-        </w:rPr>
-        <w:t>是巴勒斯坦農民最常種植的穀物，至今仍在秋季播種，次年夏季收割。</w:t>
-      </w:r>
-    </w:p>
-    <w:p>
-      <w:pPr>
-        <w:pStyle w:val="Heading4"/>
-      </w:pPr>
-      <w:r>
-        <w:rPr>
-          <w:lang w:val="zh_TW" w:bidi="zh_TW"/>
-        </w:rPr>
-        <w:t>大麥</w:t>
-      </w:r>
-    </w:p>
-    <w:p>
-      <w:pPr/>
-      <w:r>
-        <w:rPr>
-          <w:lang w:val="zh_TW" w:bidi="zh_TW"/>
-        </w:rPr>
-      </w:r>
-      <w:r>
-        <w:rPr>
-          <w:lang w:val="zh_TW" w:bidi="zh_TW"/>
-        </w:rPr>
-        <w:t>大麥比小麥成熟得更快，產量也更高。埃及發生冰雹災禍時，毀壞了已成熟的大麥，而當時小麥和粗麥尚未成熟（</w:t>
-      </w:r>
-      <w:hyperlink r:id="rId13">
-        <w:r>
-          <w:rPr>
-            <w:lang w:val="zh_TW" w:bidi="zh_TW"/>
-          </w:rPr>
-          <w:rPr>
-            <w:color w:val="0000EE"/>
-            <w:u w:val="single"/>
-          </w:rPr>
-          <w:t>出9:31–32</w:t>
-        </w:r>
-      </w:hyperlink>
-      <w:r>
-        <w:rPr>
-          <w:lang w:val="zh_TW" w:bidi="zh_TW"/>
-        </w:rPr>
-        <w:t>）。舊約中32次提到大麥。在饑荒時期，大麥也能夠生長（</w:t>
-      </w:r>
-      <w:hyperlink r:id="rId14">
-        <w:r>
-          <w:rPr>
-            <w:lang w:val="zh_TW" w:bidi="zh_TW"/>
-          </w:rPr>
-          <w:rPr>
-            <w:color w:val="0000EE"/>
-            <w:u w:val="single"/>
-          </w:rPr>
-          <w:t>得1:22，</w:t>
-        </w:r>
-      </w:hyperlink>
       <w:hyperlink r:id="rId15">
         <w:r>
           <w:rPr>
@@ -360,1130 +292,7 @@
             <w:color w:val="0000EE"/>
             <w:u w:val="single"/>
           </w:rPr>
-          <w:t>2:17、23，</w:t>
-        </w:r>
-      </w:hyperlink>
-      <w:hyperlink r:id="rId16">
-        <w:r>
-          <w:rPr>
-            <w:lang w:val="zh_TW" w:bidi="zh_TW"/>
-          </w:rPr>
-          <w:rPr>
-            <w:color w:val="0000EE"/>
-            <w:u w:val="single"/>
-          </w:rPr>
-          <w:t>3:2、15、17</w:t>
-        </w:r>
-      </w:hyperlink>
-      <w:r>
-        <w:rPr>
-          <w:lang w:val="zh_TW" w:bidi="zh_TW"/>
-        </w:rPr>
-        <w:t>），並且比小麥賣得便宜（</w:t>
-      </w:r>
-      <w:hyperlink r:id="rId17">
-        <w:r>
-          <w:rPr>
-            <w:lang w:val="zh_TW" w:bidi="zh_TW"/>
-          </w:rPr>
-          <w:rPr>
-            <w:color w:val="0000EE"/>
-            <w:u w:val="single"/>
-          </w:rPr>
-          <w:t>王下7:1、16</w:t>
-        </w:r>
-      </w:hyperlink>
-      <w:r>
-        <w:rPr>
-          <w:lang w:val="zh_TW" w:bidi="zh_TW"/>
-        </w:rPr>
-        <w:t>）。貧窮的人以大麥為食。那個將午餐給耶穌用以餵飽五千人的男孩帶的是大麥餅（</w:t>
-      </w:r>
-      <w:hyperlink r:id="rId18">
-        <w:r>
-          <w:rPr>
-            <w:lang w:val="zh_TW" w:bidi="zh_TW"/>
-          </w:rPr>
-          <w:rPr>
-            <w:color w:val="0000EE"/>
-            <w:u w:val="single"/>
-          </w:rPr>
-          <w:t>約6:9、13</w:t>
-        </w:r>
-      </w:hyperlink>
-      <w:r>
-        <w:rPr>
-          <w:lang w:val="zh_TW" w:bidi="zh_TW"/>
-        </w:rPr>
-        <w:t>）。巴勒斯坦人用大麥餵養牲畜（</w:t>
-      </w:r>
-      <w:hyperlink r:id="rId19">
-        <w:r>
-          <w:rPr>
-            <w:lang w:val="zh_TW" w:bidi="zh_TW"/>
-          </w:rPr>
-          <w:rPr>
-            <w:color w:val="0000EE"/>
-            <w:u w:val="single"/>
-          </w:rPr>
-          <w:t>王上4:28</w:t>
-        </w:r>
-      </w:hyperlink>
-      <w:r>
-        <w:rPr>
-          <w:lang w:val="zh_TW" w:bidi="zh_TW"/>
-        </w:rPr>
-        <w:t>）。大麥穗的外殼較大，且帶有長長的毛刺（因此希伯來文名稱的意思是「長毛」），使得分離穀殼更困難。由於大麥粉中的雜質可能較多，加上不及小麥美味，因此大麥價格更低。</w:t>
-      </w:r>
-    </w:p>
-    <w:p>
-      <w:pPr>
-        <w:pStyle w:val="Heading4"/>
-      </w:pPr>
-      <w:r>
-        <w:rPr>
-          <w:lang w:val="zh_TW" w:bidi="zh_TW"/>
-        </w:rPr>
-        <w:t>粗麥</w:t>
-      </w:r>
-    </w:p>
-    <w:p>
-      <w:pPr/>
-      <w:r>
-        <w:rPr>
-          <w:lang w:val="zh_TW" w:bidi="zh_TW"/>
-        </w:rPr>
-      </w:r>
-      <w:r>
-        <w:rPr>
-          <w:lang w:val="zh_TW" w:bidi="zh_TW"/>
-        </w:rPr>
-        <w:t>「粗麥」翻譯自希伯來文，在不同英文譯本中譯為「野豌豆（vetch）」、「葫蘆籽（fitches）」或「斯佩耳特小麥（spelt）」（</w:t>
-      </w:r>
-      <w:hyperlink r:id="rId20">
-        <w:r>
-          <w:rPr>
-            <w:lang w:val="zh_TW" w:bidi="zh_TW"/>
-          </w:rPr>
-          <w:rPr>
-            <w:color w:val="0000EE"/>
-            <w:u w:val="single"/>
-          </w:rPr>
-          <w:t>出9:32</w:t>
-        </w:r>
-      </w:hyperlink>
-      <w:r>
-        <w:rPr>
-          <w:lang w:val="zh_TW" w:bidi="zh_TW"/>
-        </w:rPr>
-        <w:t>；</w:t>
-      </w:r>
-      <w:hyperlink r:id="rId21">
-        <w:r>
-          <w:rPr>
-            <w:lang w:val="zh_TW" w:bidi="zh_TW"/>
-          </w:rPr>
-          <w:rPr>
-            <w:color w:val="0000EE"/>
-            <w:u w:val="single"/>
-          </w:rPr>
-          <w:t>賽28:25</w:t>
-        </w:r>
-      </w:hyperlink>
-      <w:r>
-        <w:rPr>
-          <w:lang w:val="zh_TW" w:bidi="zh_TW"/>
-        </w:rPr>
-        <w:t>；</w:t>
-      </w:r>
-      <w:hyperlink r:id="rId22">
-        <w:r>
-          <w:rPr>
-            <w:lang w:val="zh_TW" w:bidi="zh_TW"/>
-          </w:rPr>
-          <w:rPr>
-            <w:color w:val="0000EE"/>
-            <w:u w:val="single"/>
-          </w:rPr>
-          <w:t>結4:9</w:t>
-        </w:r>
-      </w:hyperlink>
-      <w:r>
-        <w:rPr>
-          <w:lang w:val="zh_TW" w:bidi="zh_TW"/>
-        </w:rPr>
-        <w:t>）。粗麥是一種耐寒的草，即使在貧瘠的土壤上也能生長出穀物。粗麥餅普及於北歐及在某種程度上流行於埃及（</w:t>
-      </w:r>
-      <w:hyperlink r:id="rId20">
-        <w:r>
-          <w:rPr>
-            <w:lang w:val="zh_TW" w:bidi="zh_TW"/>
-          </w:rPr>
-          <w:rPr>
-            <w:color w:val="0000EE"/>
-            <w:u w:val="single"/>
-          </w:rPr>
-          <w:t>出9:32</w:t>
-        </w:r>
-      </w:hyperlink>
-      <w:r>
-        <w:rPr>
-          <w:lang w:val="zh_TW" w:bidi="zh_TW"/>
-        </w:rPr>
-        <w:t>）。</w:t>
-      </w:r>
-      <w:hyperlink r:id="rId23">
-        <w:r>
-          <w:rPr>
-            <w:lang w:val="zh_TW" w:bidi="zh_TW"/>
-          </w:rPr>
-          <w:rPr>
-            <w:color w:val="0000EE"/>
-            <w:u w:val="single"/>
-          </w:rPr>
-          <w:t>以賽亞書二十八章24至28節</w:t>
-        </w:r>
-      </w:hyperlink>
-      <w:r>
-        <w:rPr>
-          <w:lang w:val="zh_TW" w:bidi="zh_TW"/>
-        </w:rPr>
-        <w:t>總結了農民在種植各種種子和打穀的工作。猶太人偶爾用粗麥製作麵包（</w:t>
-      </w:r>
-      <w:hyperlink r:id="rId22">
-        <w:r>
-          <w:rPr>
-            <w:lang w:val="zh_TW" w:bidi="zh_TW"/>
-          </w:rPr>
-          <w:rPr>
-            <w:color w:val="0000EE"/>
-            <w:u w:val="single"/>
-          </w:rPr>
-          <w:t>結4:9</w:t>
-        </w:r>
-      </w:hyperlink>
-      <w:r>
-        <w:rPr>
-          <w:lang w:val="zh_TW" w:bidi="zh_TW"/>
-        </w:rPr>
-        <w:t>），但通常用來餵養牲畜。</w:t>
-      </w:r>
-    </w:p>
-    <w:p>
-      <w:pPr>
-        <w:pStyle w:val="Heading4"/>
-      </w:pPr>
-      <w:r>
-        <w:rPr>
-          <w:lang w:val="zh_TW" w:bidi="zh_TW"/>
-        </w:rPr>
-        <w:t>其它種子</w:t>
-      </w:r>
-    </w:p>
-    <w:p>
-      <w:pPr/>
-      <w:r>
-        <w:rPr>
-          <w:lang w:val="zh_TW" w:bidi="zh_TW"/>
-        </w:rPr>
-      </w:r>
-      <w:r>
-        <w:rPr>
-          <w:lang w:val="zh_TW" w:bidi="zh_TW"/>
-        </w:rPr>
-        <w:t>豆子、紅豆和小米被磨碎後，與小麥、大麥和粗麥混合製成餅（</w:t>
-      </w:r>
-      <w:hyperlink r:id="rId22">
-        <w:r>
-          <w:rPr>
-            <w:lang w:val="zh_TW" w:bidi="zh_TW"/>
-          </w:rPr>
-          <w:rPr>
-            <w:color w:val="0000EE"/>
-            <w:u w:val="single"/>
-          </w:rPr>
-          <w:t>結4:9</w:t>
-        </w:r>
-      </w:hyperlink>
-      <w:r>
-        <w:rPr>
-          <w:lang w:val="zh_TW" w:bidi="zh_TW"/>
-        </w:rPr>
-        <w:t>）。先知以西結食用這種混合的食物，作為猶太人在被擄到外邦人中時所吃的「不潔淨的食物」的象徵。</w:t>
-      </w:r>
-    </w:p>
-    <w:p>
-      <w:pPr>
-        <w:pStyle w:val="Heading4"/>
-      </w:pPr>
-      <w:r>
-        <w:rPr>
-          <w:lang w:val="zh_TW" w:bidi="zh_TW"/>
-        </w:rPr>
-        <w:t>嗎哪</w:t>
-      </w:r>
-    </w:p>
-    <w:p>
-      <w:pPr/>
-      <w:r>
-        <w:rPr>
-          <w:lang w:val="zh_TW" w:bidi="zh_TW"/>
-        </w:rPr>
-      </w:r>
-      <w:hyperlink r:id="rId24">
-        <w:r>
-          <w:rPr>
-            <w:lang w:val="zh_TW" w:bidi="zh_TW"/>
-          </w:rPr>
-          <w:rPr>
-            <w:color w:val="0000EE"/>
-            <w:u w:val="single"/>
-          </w:rPr>
-          <w:t>民數記十一章8節</w:t>
-        </w:r>
-      </w:hyperlink>
-      <w:r>
-        <w:rPr>
-          <w:lang w:val="zh_TW" w:bidi="zh_TW"/>
-        </w:rPr>
-        <w:t>告訴我們，百姓用磨將嗎哪磨碎，或用臼搗碎，然後在鍋中烤成餅。然而，神稱嗎哪為原本的餅（見</w:t>
-      </w:r>
-      <w:hyperlink r:id="rId25">
-        <w:r>
-          <w:rPr>
-            <w:lang w:val="zh_TW" w:bidi="zh_TW"/>
-          </w:rPr>
-          <w:rPr>
-            <w:color w:val="0000EE"/>
-            <w:u w:val="single"/>
-          </w:rPr>
-          <w:t>出16:4–32</w:t>
-        </w:r>
-      </w:hyperlink>
-      <w:r>
-        <w:rPr>
-          <w:lang w:val="zh_TW" w:bidi="zh_TW"/>
-        </w:rPr>
-        <w:t>）。它看起來像芫荽籽（</w:t>
-      </w:r>
-      <w:hyperlink r:id="rId26">
-        <w:r>
-          <w:rPr>
-            <w:lang w:val="zh_TW" w:bidi="zh_TW"/>
-          </w:rPr>
-          <w:rPr>
-            <w:color w:val="0000EE"/>
-            <w:u w:val="single"/>
-          </w:rPr>
-          <w:t>出16:31</w:t>
-        </w:r>
-      </w:hyperlink>
-      <w:r>
-        <w:rPr>
-          <w:lang w:val="zh_TW" w:bidi="zh_TW"/>
-        </w:rPr>
-        <w:t>；</w:t>
-      </w:r>
-      <w:hyperlink r:id="rId27">
-        <w:r>
-          <w:rPr>
-            <w:lang w:val="zh_TW" w:bidi="zh_TW"/>
-          </w:rPr>
-          <w:rPr>
-            <w:color w:val="0000EE"/>
-            <w:u w:val="single"/>
-          </w:rPr>
-          <w:t>民11:7</w:t>
-        </w:r>
-      </w:hyperlink>
-      <w:r>
-        <w:rPr>
-          <w:lang w:val="zh_TW" w:bidi="zh_TW"/>
-        </w:rPr>
-        <w:t>）；因此，這些淡白色的顆粒比小麥更小。希伯來人抱怨他們沒有餅，甚至厭惡「這淡薄的食物」（</w:t>
-      </w:r>
-      <w:hyperlink r:id="rId28">
-        <w:r>
-          <w:rPr>
-            <w:lang w:val="zh_TW" w:bidi="zh_TW"/>
-          </w:rPr>
-          <w:rPr>
-            <w:color w:val="0000EE"/>
-            <w:u w:val="single"/>
-          </w:rPr>
-          <w:t>民21:5</w:t>
-        </w:r>
-      </w:hyperlink>
-      <w:r>
-        <w:rPr>
-          <w:lang w:val="zh_TW" w:bidi="zh_TW"/>
-        </w:rPr>
-        <w:t>）。詩篇作者稱它為「大能者的食物」（</w:t>
-      </w:r>
-      <w:hyperlink r:id="rId29">
-        <w:r>
-          <w:rPr>
-            <w:lang w:val="zh_TW" w:bidi="zh_TW"/>
-          </w:rPr>
-          <w:rPr>
-            <w:color w:val="0000EE"/>
-            <w:u w:val="single"/>
-          </w:rPr>
-          <w:t>詩78:25</w:t>
-        </w:r>
-      </w:hyperlink>
-      <w:r>
-        <w:rPr>
-          <w:lang w:val="zh_TW" w:bidi="zh_TW"/>
-        </w:rPr>
-        <w:t>）。</w:t>
-      </w:r>
-    </w:p>
-    <w:p>
-      <w:pPr>
-        <w:pStyle w:val="Heading3"/>
-      </w:pPr>
-      <w:r>
-        <w:rPr>
-          <w:lang w:val="zh_TW" w:bidi="zh_TW"/>
-        </w:rPr>
-        <w:t>製作餅所用的器具</w:t>
-      </w:r>
-    </w:p>
-    <w:p>
-      <w:pPr/>
-      <w:r>
-        <w:rPr>
-          <w:lang w:val="zh_TW" w:bidi="zh_TW"/>
-        </w:rPr>
-      </w:r>
-      <w:r>
-        <w:rPr>
-          <w:lang w:val="zh_TW" w:bidi="zh_TW"/>
-        </w:rPr>
-        <w:t>埃及馬斯塔巴墓（</w:t>
-      </w:r>
-      <w:r>
-        <w:rPr>
-          <w:lang w:val="zh_TW" w:bidi="zh_TW"/>
-        </w:rPr>
-        <w:t>mastaba tombs</w:t>
-      </w:r>
-      <w:r>
-        <w:rPr>
-          <w:lang w:val="zh_TW" w:bidi="zh_TW"/>
-        </w:rPr>
-        <w:t>）中的淺浮雕（bas-reliefs ）展示了古代近東烘焙坊使用的大部分器具。</w:t>
-      </w:r>
-    </w:p>
-    <w:p>
-      <w:pPr>
-        <w:pStyle w:val="Heading4"/>
-      </w:pPr>
-      <w:r>
-        <w:rPr>
-          <w:lang w:val="zh_TW" w:bidi="zh_TW"/>
-        </w:rPr>
-        <w:t>篩子</w:t>
-      </w:r>
-    </w:p>
-    <w:p>
-      <w:pPr/>
-      <w:r>
-        <w:rPr>
-          <w:lang w:val="zh_TW" w:bidi="zh_TW"/>
-        </w:rPr>
-      </w:r>
-      <w:r>
-        <w:rPr>
-          <w:lang w:val="zh_TW" w:bidi="zh_TW"/>
-        </w:rPr>
-        <w:t>籃狀的過濾器，用來分離穀物中的細小雜質。</w:t>
-      </w:r>
-    </w:p>
-    <w:p>
-      <w:pPr>
-        <w:pStyle w:val="Heading4"/>
-      </w:pPr>
-      <w:r>
-        <w:rPr>
-          <w:lang w:val="zh_TW" w:bidi="zh_TW"/>
-        </w:rPr>
-        <w:t>磨石</w:t>
-      </w:r>
-    </w:p>
-    <w:p>
-      <w:pPr/>
-      <w:r>
-        <w:rPr>
-          <w:lang w:val="zh_TW" w:bidi="zh_TW"/>
-        </w:rPr>
-      </w:r>
-      <w:r>
-        <w:rPr>
-          <w:lang w:val="zh_TW" w:bidi="zh_TW"/>
-        </w:rPr>
-        <w:t>一對石頭設計成上石可以在下石上旋轉，將穀物碾碎成麵粉。</w:t>
-      </w:r>
-    </w:p>
-    <w:p>
-      <w:pPr>
-        <w:pStyle w:val="Heading4"/>
-      </w:pPr>
-      <w:r>
-        <w:rPr>
-          <w:lang w:val="zh_TW" w:bidi="zh_TW"/>
-        </w:rPr>
-        <w:t>罈</w:t>
-      </w:r>
-    </w:p>
-    <w:p>
-      <w:pPr/>
-      <w:r>
-        <w:rPr>
-          <w:lang w:val="zh_TW" w:bidi="zh_TW"/>
-        </w:rPr>
-      </w:r>
-      <w:r>
-        <w:rPr>
-          <w:lang w:val="zh_TW" w:bidi="zh_TW"/>
-        </w:rPr>
-        <w:t>裝有橄欖油、水和液體酵的陶罈，這些材料與麵粉混合製成麵團（</w:t>
-      </w:r>
-      <w:hyperlink r:id="rId30">
-        <w:r>
-          <w:rPr>
-            <w:lang w:val="zh_TW" w:bidi="zh_TW"/>
-          </w:rPr>
-          <w:rPr>
-            <w:color w:val="0000EE"/>
-            <w:u w:val="single"/>
-          </w:rPr>
-          <w:t>利2:4</w:t>
-        </w:r>
-      </w:hyperlink>
-      <w:r>
-        <w:rPr>
-          <w:lang w:val="zh_TW" w:bidi="zh_TW"/>
-        </w:rPr>
-        <w:t>；</w:t>
-      </w:r>
-      <w:hyperlink r:id="rId31">
-        <w:r>
-          <w:rPr>
-            <w:lang w:val="zh_TW" w:bidi="zh_TW"/>
-          </w:rPr>
-          <w:rPr>
-            <w:color w:val="0000EE"/>
-            <w:u w:val="single"/>
-          </w:rPr>
-          <w:t>王上17:12–16</w:t>
-        </w:r>
-      </w:hyperlink>
-      <w:r>
-        <w:rPr>
-          <w:lang w:val="zh_TW" w:bidi="zh_TW"/>
-        </w:rPr>
-        <w:t>）。</w:t>
-      </w:r>
-    </w:p>
-    <w:p>
-      <w:pPr>
-        <w:pStyle w:val="Heading4"/>
-      </w:pPr>
-      <w:r>
-        <w:rPr>
-          <w:lang w:val="zh_TW" w:bidi="zh_TW"/>
-        </w:rPr>
-        <w:t>盆</w:t>
-      </w:r>
-    </w:p>
-    <w:p>
-      <w:pPr/>
-      <w:r>
-        <w:rPr>
-          <w:lang w:val="zh_TW" w:bidi="zh_TW"/>
-        </w:rPr>
-      </w:r>
-      <w:r>
-        <w:rPr>
-          <w:lang w:val="zh_TW" w:bidi="zh_TW"/>
-        </w:rPr>
-        <w:t>摶麵盆（</w:t>
-      </w:r>
-      <w:hyperlink r:id="rId32">
-        <w:r>
-          <w:rPr>
-            <w:lang w:val="zh_TW" w:bidi="zh_TW"/>
-          </w:rPr>
-          <w:rPr>
-            <w:color w:val="0000EE"/>
-            <w:u w:val="single"/>
-          </w:rPr>
-          <w:t>出8:3，</w:t>
-        </w:r>
-      </w:hyperlink>
-      <w:hyperlink r:id="rId33">
-        <w:r>
-          <w:rPr>
-            <w:lang w:val="zh_TW" w:bidi="zh_TW"/>
-          </w:rPr>
-          <w:rPr>
-            <w:color w:val="0000EE"/>
-            <w:u w:val="single"/>
-          </w:rPr>
-          <w:t>12:34</w:t>
-        </w:r>
-      </w:hyperlink>
-      <w:r>
-        <w:rPr>
-          <w:lang w:val="zh_TW" w:bidi="zh_TW"/>
-        </w:rPr>
-        <w:t>；</w:t>
-      </w:r>
-      <w:hyperlink r:id="rId34">
-        <w:r>
-          <w:rPr>
-            <w:lang w:val="zh_TW" w:bidi="zh_TW"/>
-          </w:rPr>
-          <w:rPr>
-            <w:color w:val="0000EE"/>
-            <w:u w:val="single"/>
-          </w:rPr>
-          <w:t>申28:5、17</w:t>
-        </w:r>
-      </w:hyperlink>
-      <w:r>
-        <w:rPr>
-          <w:lang w:val="zh_TW" w:bidi="zh_TW"/>
-        </w:rPr>
-        <w:t>），由木製成的板或桌子，提供混合材料的空間。</w:t>
-      </w:r>
-    </w:p>
-    <w:p>
-      <w:pPr>
-        <w:pStyle w:val="Heading4"/>
-      </w:pPr>
-      <w:r>
-        <w:rPr>
-          <w:lang w:val="zh_TW" w:bidi="zh_TW"/>
-        </w:rPr>
-        <w:t>鍋</w:t>
-      </w:r>
-    </w:p>
-    <w:p>
-      <w:pPr/>
-      <w:r>
-        <w:rPr>
-          <w:lang w:val="zh_TW" w:bidi="zh_TW"/>
-        </w:rPr>
-      </w:r>
-      <w:r>
-        <w:rPr>
-          <w:lang w:val="zh_TW" w:bidi="zh_TW"/>
-        </w:rPr>
-        <w:t>窮人使用加熱的平石或爐子的內壁作為烤盤。大多數人使用以鐵的鐵鏊、盤或鍋（</w:t>
-      </w:r>
-      <w:hyperlink r:id="rId35">
-        <w:r>
-          <w:rPr>
-            <w:lang w:val="zh_TW" w:bidi="zh_TW"/>
-          </w:rPr>
-          <w:rPr>
-            <w:color w:val="0000EE"/>
-            <w:u w:val="single"/>
-          </w:rPr>
-          <w:t>利2:5，</w:t>
-        </w:r>
-      </w:hyperlink>
-      <w:hyperlink r:id="rId36">
-        <w:r>
-          <w:rPr>
-            <w:lang w:val="zh_TW" w:bidi="zh_TW"/>
-          </w:rPr>
-          <w:rPr>
-            <w:color w:val="0000EE"/>
-            <w:u w:val="single"/>
-          </w:rPr>
-          <w:t>6:21，</w:t>
-        </w:r>
-      </w:hyperlink>
-      <w:hyperlink r:id="rId37">
-        <w:r>
-          <w:rPr>
-            <w:lang w:val="zh_TW" w:bidi="zh_TW"/>
-          </w:rPr>
-          <w:rPr>
-            <w:color w:val="0000EE"/>
-            <w:u w:val="single"/>
-          </w:rPr>
-          <w:t>7:9；</w:t>
-        </w:r>
-      </w:hyperlink>
-      <w:hyperlink r:id="rId24">
-        <w:r>
-          <w:rPr>
-            <w:lang w:val="zh_TW" w:bidi="zh_TW"/>
-          </w:rPr>
-          <w:rPr>
-            <w:color w:val="0000EE"/>
-            <w:u w:val="single"/>
-          </w:rPr>
-          <w:t>民11:8；</w:t>
-        </w:r>
-      </w:hyperlink>
-      <w:hyperlink r:id="rId38">
-        <w:r>
-          <w:rPr>
-            <w:lang w:val="zh_TW" w:bidi="zh_TW"/>
-          </w:rPr>
-          <w:rPr>
-            <w:color w:val="0000EE"/>
-            <w:u w:val="single"/>
-          </w:rPr>
-          <w:t>代上9:31，</w:t>
-        </w:r>
-      </w:hyperlink>
-      <w:hyperlink r:id="rId39">
-        <w:r>
-          <w:rPr>
-            <w:lang w:val="zh_TW" w:bidi="zh_TW"/>
-          </w:rPr>
-          <w:rPr>
-            <w:color w:val="0000EE"/>
-            <w:u w:val="single"/>
-          </w:rPr>
-          <w:t>23:29；</w:t>
-        </w:r>
-      </w:hyperlink>
-      <w:hyperlink r:id="rId40">
-        <w:r>
-          <w:rPr>
-            <w:lang w:val="zh_TW" w:bidi="zh_TW"/>
-          </w:rPr>
-          <w:rPr>
-            <w:color w:val="0000EE"/>
-            <w:u w:val="single"/>
-          </w:rPr>
-          <w:t>代下35:13；</w:t>
-        </w:r>
-      </w:hyperlink>
-      <w:hyperlink r:id="rId41">
-        <w:r>
-          <w:rPr>
-            <w:lang w:val="zh_TW" w:bidi="zh_TW"/>
-          </w:rPr>
-          <w:rPr>
-            <w:color w:val="0000EE"/>
-            <w:u w:val="single"/>
-          </w:rPr>
-          <w:t>結4:3</w:t>
-        </w:r>
-      </w:hyperlink>
-      <w:r>
-        <w:rPr>
-          <w:lang w:val="zh_TW" w:bidi="zh_TW"/>
-        </w:rPr>
-        <w:t>）。這些鍋通常是平底的，配有長達五英（1.5公尺）的手柄。將麵團放在鐵板上即可加熱。</w:t>
-      </w:r>
-    </w:p>
-    <w:p>
-      <w:pPr>
-        <w:pStyle w:val="Heading4"/>
-      </w:pPr>
-      <w:r>
-        <w:rPr>
-          <w:lang w:val="zh_TW" w:bidi="zh_TW"/>
-        </w:rPr>
-        <w:t>爐</w:t>
-      </w:r>
-    </w:p>
-    <w:p>
-      <w:pPr/>
-      <w:r>
-        <w:rPr>
-          <w:lang w:val="zh_TW" w:bidi="zh_TW"/>
-        </w:rPr>
-      </w:r>
-      <w:r>
-        <w:rPr>
-          <w:lang w:val="zh_TW" w:bidi="zh_TW"/>
-        </w:rPr>
-        <w:t>有時烤爐有與火源隔開的烘烤室，但通常沒有。用木柴、枯草（</w:t>
-      </w:r>
-      <w:hyperlink r:id="rId42">
-        <w:r>
-          <w:rPr>
-            <w:lang w:val="zh_TW" w:bidi="zh_TW"/>
-          </w:rPr>
-          <w:rPr>
-            <w:color w:val="0000EE"/>
-            <w:u w:val="single"/>
-          </w:rPr>
-          <w:t>太6:30</w:t>
-        </w:r>
-      </w:hyperlink>
-      <w:r>
-        <w:rPr>
-          <w:lang w:val="zh_TW" w:bidi="zh_TW"/>
-        </w:rPr>
-        <w:t>）或糞便（</w:t>
-      </w:r>
-      <w:hyperlink r:id="rId43">
-        <w:r>
-          <w:rPr>
-            <w:lang w:val="zh_TW" w:bidi="zh_TW"/>
-          </w:rPr>
-          <w:rPr>
-            <w:color w:val="0000EE"/>
-            <w:u w:val="single"/>
-          </w:rPr>
-          <w:t>結4:12、15</w:t>
-        </w:r>
-      </w:hyperlink>
-      <w:r>
-        <w:rPr>
-          <w:lang w:val="zh_TW" w:bidi="zh_TW"/>
-        </w:rPr>
-        <w:t>）作為燃料來加熱烤爐（</w:t>
-      </w:r>
-      <w:hyperlink r:id="rId30">
-        <w:r>
-          <w:rPr>
-            <w:lang w:val="zh_TW" w:bidi="zh_TW"/>
-          </w:rPr>
-          <w:rPr>
-            <w:color w:val="0000EE"/>
-            <w:u w:val="single"/>
-          </w:rPr>
-          <w:t>利2:4，</w:t>
-        </w:r>
-      </w:hyperlink>
-      <w:hyperlink r:id="rId37">
-        <w:r>
-          <w:rPr>
-            <w:lang w:val="zh_TW" w:bidi="zh_TW"/>
-          </w:rPr>
-          <w:rPr>
-            <w:color w:val="0000EE"/>
-            <w:u w:val="single"/>
-          </w:rPr>
-          <w:t>7:9，</w:t>
-        </w:r>
-      </w:hyperlink>
-      <w:hyperlink r:id="rId44">
-        <w:r>
-          <w:rPr>
-            <w:lang w:val="zh_TW" w:bidi="zh_TW"/>
-          </w:rPr>
-          <w:rPr>
-            <w:color w:val="0000EE"/>
-            <w:u w:val="single"/>
-          </w:rPr>
-          <w:t>11:35，</w:t>
-        </w:r>
-      </w:hyperlink>
-      <w:hyperlink r:id="rId45">
-        <w:r>
-          <w:rPr>
-            <w:lang w:val="zh_TW" w:bidi="zh_TW"/>
-          </w:rPr>
-          <w:rPr>
-            <w:color w:val="0000EE"/>
-            <w:u w:val="single"/>
-          </w:rPr>
-          <w:t>26:26</w:t>
-        </w:r>
-      </w:hyperlink>
-      <w:r>
-        <w:rPr>
-          <w:lang w:val="zh_TW" w:bidi="zh_TW"/>
-        </w:rPr>
-        <w:t>；</w:t>
-      </w:r>
-      <w:hyperlink r:id="rId46">
-        <w:r>
-          <w:rPr>
-            <w:lang w:val="zh_TW" w:bidi="zh_TW"/>
-          </w:rPr>
-          <w:rPr>
-            <w:color w:val="0000EE"/>
-            <w:u w:val="single"/>
-          </w:rPr>
-          <w:t>何7:4–7</w:t>
-        </w:r>
-      </w:hyperlink>
-      <w:r>
-        <w:rPr>
-          <w:lang w:val="zh_TW" w:bidi="zh_TW"/>
-        </w:rPr>
-        <w:t>）。當爐壁和爐底的煤炭熱度足夠時，放置麵包的鐵板會被放入烤爐。扁平而硬的無酵餅或小的有酵餅（</w:t>
-      </w:r>
-      <w:hyperlink r:id="rId47">
-        <w:r>
-          <w:rPr>
-            <w:lang w:val="zh_TW" w:bidi="zh_TW"/>
-          </w:rPr>
-          <w:rPr>
-            <w:color w:val="0000EE"/>
-            <w:u w:val="single"/>
-          </w:rPr>
-          <w:t>太14:17</w:t>
-        </w:r>
-      </w:hyperlink>
-      <w:r>
-        <w:rPr>
-          <w:lang w:val="zh_TW" w:bidi="zh_TW"/>
-        </w:rPr>
-        <w:t>；</w:t>
-      </w:r>
-      <w:hyperlink r:id="rId48">
-        <w:r>
-          <w:rPr>
-            <w:lang w:val="zh_TW" w:bidi="zh_TW"/>
-          </w:rPr>
-          <w:rPr>
-            <w:color w:val="0000EE"/>
-            <w:u w:val="single"/>
-          </w:rPr>
-          <w:t>可6:38</w:t>
-        </w:r>
-      </w:hyperlink>
-      <w:r>
-        <w:rPr>
-          <w:lang w:val="zh_TW" w:bidi="zh_TW"/>
-        </w:rPr>
-        <w:t>；</w:t>
-      </w:r>
-      <w:hyperlink r:id="rId49">
-        <w:r>
-          <w:rPr>
-            <w:lang w:val="zh_TW" w:bidi="zh_TW"/>
-          </w:rPr>
-          <w:rPr>
-            <w:color w:val="0000EE"/>
-            <w:u w:val="single"/>
-          </w:rPr>
-          <w:t>路9:13</w:t>
-        </w:r>
-      </w:hyperlink>
-      <w:r>
-        <w:rPr>
-          <w:lang w:val="zh_TW" w:bidi="zh_TW"/>
-        </w:rPr>
-        <w:t>）在幾分鐘內就能烤好。直徑約一英尺的大餅會膨脹到超過三英寸（7.6厘米）厚，重量超過兩磅（0.9公斤），需要大約45分鐘烘烤（</w:t>
-      </w:r>
-      <w:hyperlink r:id="rId50">
-        <w:r>
-          <w:rPr>
-            <w:lang w:val="zh_TW" w:bidi="zh_TW"/>
-          </w:rPr>
-          <w:rPr>
-            <w:color w:val="0000EE"/>
-            <w:u w:val="single"/>
-          </w:rPr>
-          <w:t>撒上17:17</w:t>
-        </w:r>
-      </w:hyperlink>
-      <w:r>
-        <w:rPr>
-          <w:lang w:val="zh_TW" w:bidi="zh_TW"/>
-        </w:rPr>
-        <w:t>；</w:t>
-      </w:r>
-      <w:hyperlink r:id="rId51">
-        <w:r>
-          <w:rPr>
-            <w:lang w:val="zh_TW" w:bidi="zh_TW"/>
-          </w:rPr>
-          <w:rPr>
-            <w:color w:val="0000EE"/>
-            <w:u w:val="single"/>
-          </w:rPr>
-          <w:t>撒下16:1</w:t>
-        </w:r>
-      </w:hyperlink>
-      <w:r>
-        <w:rPr>
-          <w:lang w:val="zh_TW" w:bidi="zh_TW"/>
-        </w:rPr>
-        <w:t>）。</w:t>
-      </w:r>
-    </w:p>
-    <w:p>
-      <w:pPr>
-        <w:pStyle w:val="Heading4"/>
-      </w:pPr>
-      <w:r>
-        <w:rPr>
-          <w:lang w:val="zh_TW" w:bidi="zh_TW"/>
-        </w:rPr>
-        <w:t>餅作為象徵</w:t>
-      </w:r>
-    </w:p>
-    <w:p>
-      <w:pPr/>
-      <w:r>
-        <w:rPr>
-          <w:lang w:val="zh_TW" w:bidi="zh_TW"/>
-        </w:rPr>
-      </w:r>
-      <w:r>
-        <w:rPr>
-          <w:lang w:val="zh_TW" w:bidi="zh_TW"/>
-        </w:rPr>
-        <w:t>在聖經時代，餅對於生活與生存是至關重要的。正因如此，聖經用餅來教導屬靈的真理。在舊約時代，祭司必須把特別的餅放在會幕聖所裡的桌子上，然後放在聖殿裡（</w:t>
-      </w:r>
-      <w:hyperlink r:id="rId52">
-        <w:r>
-          <w:rPr>
-            <w:lang w:val="zh_TW" w:bidi="zh_TW"/>
-          </w:rPr>
-          <w:rPr>
-            <w:color w:val="0000EE"/>
-            <w:u w:val="single"/>
-          </w:rPr>
-          <w:t>出25:30</w:t>
-        </w:r>
-      </w:hyperlink>
-      <w:r>
-        <w:rPr>
-          <w:lang w:val="zh_TW" w:bidi="zh_TW"/>
-        </w:rPr>
-        <w:t>）。這種餅被稱為 「陳設餅」。</w:t>
-      </w:r>
-    </w:p>
-    <w:p>
-      <w:pPr/>
-      <w:r>
-        <w:rPr>
-          <w:lang w:val="zh_TW" w:bidi="zh_TW"/>
-        </w:rPr>
-      </w:r>
-      <w:r>
-        <w:rPr>
-          <w:lang w:val="zh_TW" w:bidi="zh_TW"/>
-        </w:rPr>
-        <w:t>舊約律法和耶穌都教導「人活著，不是單靠食物， 乃是靠神口裏所出的一切話。」（</w:t>
-      </w:r>
-      <w:hyperlink r:id="rId53">
-        <w:r>
-          <w:rPr>
-            <w:lang w:val="zh_TW" w:bidi="zh_TW"/>
-          </w:rPr>
-          <w:rPr>
-            <w:color w:val="0000EE"/>
-            <w:u w:val="single"/>
-          </w:rPr>
-          <w:t>太4:4</w:t>
-        </w:r>
-      </w:hyperlink>
-      <w:r>
-        <w:rPr>
-          <w:lang w:val="zh_TW" w:bidi="zh_TW"/>
-        </w:rPr>
-        <w:t>；</w:t>
-      </w:r>
-      <w:hyperlink r:id="rId54">
-        <w:r>
-          <w:rPr>
-            <w:lang w:val="zh_TW" w:bidi="zh_TW"/>
-          </w:rPr>
-          <w:rPr>
-            <w:color w:val="0000EE"/>
-            <w:u w:val="single"/>
-          </w:rPr>
-          <w:t>申8:3</w:t>
-        </w:r>
-      </w:hyperlink>
-      <w:r>
-        <w:rPr>
-          <w:lang w:val="zh_TW" w:bidi="zh_TW"/>
-        </w:rPr>
-        <w:t>）。四本福音書都記載了耶穌將有限的餅倍增來餵飽一大群人的故事（</w:t>
-      </w:r>
-      <w:hyperlink r:id="rId55">
-        <w:r>
-          <w:rPr>
-            <w:lang w:val="zh_TW" w:bidi="zh_TW"/>
-          </w:rPr>
-          <w:rPr>
-            <w:color w:val="0000EE"/>
-            <w:u w:val="single"/>
-          </w:rPr>
-          <w:t>太14:13–21</w:t>
-        </w:r>
-      </w:hyperlink>
-      <w:r>
-        <w:rPr>
-          <w:lang w:val="zh_TW" w:bidi="zh_TW"/>
-        </w:rPr>
-        <w:t>；</w:t>
-      </w:r>
-      <w:hyperlink r:id="rId56">
-        <w:r>
-          <w:rPr>
-            <w:lang w:val="zh_TW" w:bidi="zh_TW"/>
-          </w:rPr>
-          <w:rPr>
-            <w:color w:val="0000EE"/>
-            <w:u w:val="single"/>
-          </w:rPr>
-          <w:t>可6:30–44</w:t>
-        </w:r>
-      </w:hyperlink>
-      <w:r>
-        <w:rPr>
-          <w:lang w:val="zh_TW" w:bidi="zh_TW"/>
-        </w:rPr>
-        <w:t>；</w:t>
-      </w:r>
-      <w:hyperlink r:id="rId57">
-        <w:r>
-          <w:rPr>
-            <w:lang w:val="zh_TW" w:bidi="zh_TW"/>
-          </w:rPr>
-          <w:rPr>
-            <w:color w:val="0000EE"/>
-            <w:u w:val="single"/>
-          </w:rPr>
-          <w:t>路9:10–17</w:t>
-        </w:r>
-      </w:hyperlink>
-      <w:r>
-        <w:rPr>
-          <w:lang w:val="zh_TW" w:bidi="zh_TW"/>
-        </w:rPr>
-        <w:t>；</w:t>
-      </w:r>
-      <w:hyperlink r:id="rId58">
-        <w:r>
-          <w:rPr>
-            <w:lang w:val="zh_TW" w:bidi="zh_TW"/>
-          </w:rPr>
-          <w:rPr>
-            <w:color w:val="0000EE"/>
-            <w:u w:val="single"/>
-          </w:rPr>
-          <w:t>約6:1–14</w:t>
-        </w:r>
-      </w:hyperlink>
-      <w:r>
-        <w:rPr>
-          <w:lang w:val="zh_TW" w:bidi="zh_TW"/>
-        </w:rPr>
-        <w:t>）。耶穌解釋說真正的「生命的糧」並非神從天上賜給曠野漂流以色列人的嗎哪。相反地，耶穌自己才是真正的生命的糧，祂賜人永生（</w:t>
-      </w:r>
-      <w:hyperlink r:id="rId59">
-        <w:r>
-          <w:rPr>
-            <w:lang w:val="zh_TW" w:bidi="zh_TW"/>
-          </w:rPr>
-          <w:rPr>
-            <w:color w:val="0000EE"/>
-            <w:u w:val="single"/>
-          </w:rPr>
-          <w:t>約6:28–35</w:t>
+          <w:t>撒上8:2</w:t>
         </w:r>
       </w:hyperlink>
       <w:r>
@@ -1504,9 +313,9 @@
         <w:rPr>
           <w:lang w:val="zh_TW" w:bidi="zh_TW"/>
         </w:rPr>
-        <w:t>耶穌在死前，拿起餅和酒與門徒分享。祂把餅作為祂身體的象徵，把酒作為祂寶血的象徵。這是因為祂的死是為世人的罪而獻上的祭。門徒吃了這餅，喝了這酒，就接受了耶穌為他們的罪所獻的祭（</w:t>
+        <w:t>這座城本身並不大，面積約一公頃（兩英畝半）。考古學家在遺址中發現了一座有角祭壇的碎片。將這些碎片重新組合後，祭壇高約1.5公尺（五英尺），與在亞拉得發現的祭壇高度相同。目前已發現的第一聖殿時期希伯來祭壇，只有這兩座。它們的高度與會幕中所描述的祭壇相符（</w:t>
       </w:r>
-      <w:hyperlink r:id="rId60">
+      <w:hyperlink r:id="rId16">
         <w:r>
           <w:rPr>
             <w:lang w:val="zh_TW" w:bidi="zh_TW"/>
@@ -1515,16 +324,16 @@
             <w:color w:val="0000EE"/>
             <w:u w:val="single"/>
           </w:rPr>
-          <w:t>太26:26–29</w:t>
+          <w:t>出27:1</w:t>
         </w:r>
       </w:hyperlink>
       <w:r>
         <w:rPr>
           <w:lang w:val="zh_TW" w:bidi="zh_TW"/>
         </w:rPr>
-        <w:t>）。</w:t>
+        <w:t>），很可能也與所羅門聖殿原有的祭壇高度相同（</w:t>
       </w:r>
-      <w:hyperlink r:id="rId61">
+      <w:hyperlink r:id="rId17">
         <w:r>
           <w:rPr>
             <w:lang w:val="zh_TW" w:bidi="zh_TW"/>
@@ -1533,95 +342,14 @@
             <w:color w:val="0000EE"/>
             <w:u w:val="single"/>
           </w:rPr>
-          <w:t>在啟示錄二章17節中</w:t>
+          <w:t>代下6:13</w:t>
         </w:r>
       </w:hyperlink>
       <w:r>
         <w:rPr>
           <w:lang w:val="zh_TW" w:bidi="zh_TW"/>
         </w:rPr>
-        <w:t>，耶穌做出了這個神秘的應許：「得勝的，我必將那隱藏的嗎哪賜給他」。</w:t>
-      </w:r>
-    </w:p>
-    <w:p>
-      <w:pPr/>
-      <w:r>
-        <w:rPr>
-          <w:lang w:val="zh_TW" w:bidi="zh_TW"/>
-        </w:rPr>
-      </w:r>
-      <w:r>
-        <w:rPr>
-          <w:i/>
-          <w:lang w:val="zh_TW" w:bidi="zh_TW"/>
-        </w:rPr>
-        <w:t>另見</w:t>
-      </w:r>
-      <w:r>
-        <w:rPr>
-          <w:lang w:val="zh_TW" w:bidi="zh_TW"/>
-        </w:rPr>
-        <w:t xml:space="preserve"> </w:t>
-      </w:r>
-      <w:r>
-        <w:rPr>
-          <w:lang w:val="zh_TW" w:bidi="zh_TW"/>
-        </w:rPr>
-        <w:t>食物和食物準備</w:t>
-      </w:r>
-      <w:r>
-        <w:rPr>
-          <w:lang w:val="zh_TW" w:bidi="zh_TW"/>
-        </w:rPr>
-        <w:t>；</w:t>
-      </w:r>
-      <w:r>
-        <w:rPr>
-          <w:lang w:val="zh_TW" w:bidi="zh_TW"/>
-        </w:rPr>
-        <w:t>餐食的意義</w:t>
-      </w:r>
-      <w:r>
-        <w:rPr>
-          <w:lang w:val="zh_TW" w:bidi="zh_TW"/>
-        </w:rPr>
-        <w:t>；</w:t>
-      </w:r>
-      <w:r>
-        <w:rPr>
-          <w:lang w:val="zh_TW" w:bidi="zh_TW"/>
-        </w:rPr>
-        <w:t>陳設餅</w:t>
-      </w:r>
-      <w:r>
-        <w:rPr>
-          <w:lang w:val="zh_TW" w:bidi="zh_TW"/>
-        </w:rPr>
-        <w:t>；</w:t>
-      </w:r>
-      <w:r>
-        <w:rPr>
-          <w:lang w:val="zh_TW" w:bidi="zh_TW"/>
-        </w:rPr>
-        <w:t>酵</w:t>
-      </w:r>
-      <w:r>
-        <w:rPr>
-          <w:lang w:val="zh_TW" w:bidi="zh_TW"/>
-        </w:rPr>
-        <w:t>；</w:t>
-      </w:r>
-      <w:r>
-        <w:rPr>
-          <w:lang w:val="zh_TW" w:bidi="zh_TW"/>
-        </w:rPr>
-        <w:t>無酵餅</w:t>
-      </w:r>
-      <w:r>
-        <w:rPr>
-          <w:lang w:val="zh_TW" w:bidi="zh_TW"/>
-        </w:rPr>
-        <w:t>。</w:t>
+        <w:t>）。考古學家也在別是巴發掘出一套大型供水系統，與古代米吉多和夏瑣城所發現的供水系統相似。</w:t>
       </w:r>
       <w:r>
         <w:rPr>

--- a/zht/docx/011.content.docx
+++ b/zht/docx/011.content.docx
@@ -233,36 +233,24 @@
         </w:rPr>
         <w:t>別是巴在聖經中是應許之地最南端地區的名稱。它位於希伯崙西南約45.1公里（28英里）處，早期是南地曠野中的重要地點。夏甲曾帶著以實瑪利在這一帶漂流，亞伯拉罕也曾在這裡居住。後來，以撒（</w:t>
       </w:r>
-      <w:hyperlink r:id="rId13">
-        <w:r>
-          <w:rPr>
-            <w:lang w:val="zh_TW" w:bidi="zh_TW"/>
-          </w:rPr>
-          <w:rPr>
-            <w:color w:val="0000EE"/>
-            <w:u w:val="single"/>
-          </w:rPr>
-          <w:t>創26:23</w:t>
-        </w:r>
-      </w:hyperlink>
+      <w:r>
+        <w:rPr>
+          <w:lang w:val="zh_TW" w:bidi="zh_TW"/>
+        </w:rPr>
+        <w:t>創26:23</w:t>
+      </w:r>
       <w:r>
         <w:rPr>
           <w:lang w:val="zh_TW" w:bidi="zh_TW"/>
         </w:rPr>
         <w:t>）和雅各（</w:t>
       </w:r>
-      <w:hyperlink r:id="rId14">
-        <w:r>
-          <w:rPr>
-            <w:lang w:val="zh_TW" w:bidi="zh_TW"/>
-          </w:rPr>
-          <w:rPr>
-            <w:color w:val="0000EE"/>
-            <w:u w:val="single"/>
-          </w:rPr>
-          <w:t>46:1</w:t>
-        </w:r>
-      </w:hyperlink>
+      <w:r>
+        <w:rPr>
+          <w:lang w:val="zh_TW" w:bidi="zh_TW"/>
+        </w:rPr>
+        <w:t>46:1</w:t>
+      </w:r>
       <w:r>
         <w:rPr>
           <w:lang w:val="zh_TW" w:bidi="zh_TW"/>
@@ -283,18 +271,12 @@
         </w:rPr>
         <w:t>在希伯來王國時期，別是巴位於今日別是巴城東北約3.2公里（2英里）的別是巴遺址（Tell Beersheb）。近年的考古發掘顯示，希伯來人大約是在公元前12或11世紀建造了這座城。這裡很可能就是撒母耳的兒子們擔任士師並治理百姓的地方（</w:t>
       </w:r>
-      <w:hyperlink r:id="rId15">
-        <w:r>
-          <w:rPr>
-            <w:lang w:val="zh_TW" w:bidi="zh_TW"/>
-          </w:rPr>
-          <w:rPr>
-            <w:color w:val="0000EE"/>
-            <w:u w:val="single"/>
-          </w:rPr>
-          <w:t>撒上8:2</w:t>
-        </w:r>
-      </w:hyperlink>
+      <w:r>
+        <w:rPr>
+          <w:lang w:val="zh_TW" w:bidi="zh_TW"/>
+        </w:rPr>
+        <w:t>撒上8:2</w:t>
+      </w:r>
       <w:r>
         <w:rPr>
           <w:lang w:val="zh_TW" w:bidi="zh_TW"/>
@@ -315,36 +297,24 @@
         </w:rPr>
         <w:t>這座城本身並不大，面積約一公頃（兩英畝半）。考古學家在遺址中發現了一座有角祭壇的碎片。將這些碎片重新組合後，祭壇高約1.5公尺（五英尺），與在亞拉得發現的祭壇高度相同。目前已發現的第一聖殿時期希伯來祭壇，只有這兩座。它們的高度與會幕中所描述的祭壇相符（</w:t>
       </w:r>
-      <w:hyperlink r:id="rId16">
-        <w:r>
-          <w:rPr>
-            <w:lang w:val="zh_TW" w:bidi="zh_TW"/>
-          </w:rPr>
-          <w:rPr>
-            <w:color w:val="0000EE"/>
-            <w:u w:val="single"/>
-          </w:rPr>
-          <w:t>出27:1</w:t>
-        </w:r>
-      </w:hyperlink>
+      <w:r>
+        <w:rPr>
+          <w:lang w:val="zh_TW" w:bidi="zh_TW"/>
+        </w:rPr>
+        <w:t>出27:1</w:t>
+      </w:r>
       <w:r>
         <w:rPr>
           <w:lang w:val="zh_TW" w:bidi="zh_TW"/>
         </w:rPr>
         <w:t>），很可能也與所羅門聖殿原有的祭壇高度相同（</w:t>
       </w:r>
-      <w:hyperlink r:id="rId17">
-        <w:r>
-          <w:rPr>
-            <w:lang w:val="zh_TW" w:bidi="zh_TW"/>
-          </w:rPr>
-          <w:rPr>
-            <w:color w:val="0000EE"/>
-            <w:u w:val="single"/>
-          </w:rPr>
-          <w:t>代下6:13</w:t>
-        </w:r>
-      </w:hyperlink>
+      <w:r>
+        <w:rPr>
+          <w:lang w:val="zh_TW" w:bidi="zh_TW"/>
+        </w:rPr>
+        <w:t>代下6:13</w:t>
+      </w:r>
       <w:r>
         <w:rPr>
           <w:lang w:val="zh_TW" w:bidi="zh_TW"/>
